--- a/docs/review/packs/chapter-3.6.docx
+++ b/docs/review/packs/chapter-3.6.docx
@@ -285,7 +285,7 @@
           </w:tcPr>
           <w:p>
             <w:r>
-              <w:t>83</w:t>
+              <w:t>109</w:t>
             </w:r>
           </w:p>
         </w:tc>
@@ -2965,7 +2965,7 @@
           </w:tcPr>
           <w:p>
             <w:r>
-              <w:t>Preserve the peripheral third preferentially, since it carries most of the tension.</w:t>
+              <w:t>State it as a load path.</w:t>
             </w:r>
           </w:p>
         </w:tc>
@@ -3031,7 +3031,7 @@
           </w:tcPr>
           <w:p>
             <w:r>
-              <w:t>Treat a radial tear's depth as the mechanical variable rather than its length.</w:t>
+              <w:t>Preserve the peripheral third preferentially, since it carries most of the tension.</w:t>
             </w:r>
           </w:p>
         </w:tc>
@@ -3097,7 +3097,7 @@
           </w:tcPr>
           <w:p>
             <w:r>
-              <w:t>Expect a flattened or degenerate meniscus to convert less compression into tension.</w:t>
+              <w:t>Treat a radial tear's depth as the mechanical variable rather than its length.</w:t>
             </w:r>
           </w:p>
         </w:tc>
@@ -3153,7 +3153,7 @@
           </w:tcPr>
           <w:p>
             <w:r>
-              <w:t>frcs</w:t>
+              <w:t>mrcs</w:t>
             </w:r>
           </w:p>
         </w:tc>
@@ -3163,7 +3163,7 @@
           </w:tcPr>
           <w:p>
             <w:r>
-              <w:t>Treat hoop tension as the quantity every meniscal operation is judged against.</w:t>
+              <w:t>Read a root avulsion as a complete failure of the tension path.</w:t>
             </w:r>
           </w:p>
         </w:tc>
@@ -3219,7 +3219,7 @@
           </w:tcPr>
           <w:p>
             <w:r>
-              <w:t>frcs</w:t>
+              <w:t>mrcs</w:t>
             </w:r>
           </w:p>
         </w:tc>
@@ -3229,7 +3229,7 @@
           </w:tcPr>
           <w:p>
             <w:r>
-              <w:t>Repair construct and its orientation, since a suture across the fibres restores the path and one along them does not.</w:t>
+              <w:t>Expect a flattened or degenerate meniscus to convert less compression into tension.</w:t>
             </w:r>
           </w:p>
         </w:tc>
@@ -3295,7 +3295,7 @@
           </w:tcPr>
           <w:p>
             <w:r>
-              <w:t>Alignment and load, which determine the tension the restored path must carry.</w:t>
+              <w:t>Treat hoop tension as the quantity every meniscal operation is judged against.</w:t>
             </w:r>
           </w:p>
         </w:tc>
@@ -3361,7 +3361,7 @@
           </w:tcPr>
           <w:p>
             <w:r>
-              <w:t>Expect healed appearance and restored tension to differ, and judge by outcome.</w:t>
+              <w:t>Repair construct and its orientation, since a suture across the fibres restores the path and one along them does not.</w:t>
             </w:r>
           </w:p>
         </w:tc>
@@ -3427,7 +3427,7 @@
           </w:tcPr>
           <w:p>
             <w:r>
-              <w:t>Repair a root to its anatomic position, since tension depends on where the anchor sits.</w:t>
+              <w:t>Alignment and load, which determine the tension the restored path must carry.</w:t>
             </w:r>
           </w:p>
         </w:tc>
@@ -3463,7 +3463,7 @@
           </w:tcPr>
           <w:p>
             <w:r>
-              <w:t>3.6.3-P1</w:t>
+              <w:t>3.6.2-P9</w:t>
             </w:r>
           </w:p>
         </w:tc>
@@ -3473,7 +3473,7 @@
           </w:tcPr>
           <w:p>
             <w:r>
-              <w:t>3.6.3</w:t>
+              <w:t>3.6.2</w:t>
             </w:r>
           </w:p>
         </w:tc>
@@ -3483,7 +3483,7 @@
           </w:tcPr>
           <w:p>
             <w:r>
-              <w:t>mrcs</w:t>
+              <w:t>frcs</w:t>
             </w:r>
           </w:p>
         </w:tc>
@@ -3493,7 +3493,7 @@
           </w:tcPr>
           <w:p>
             <w:r>
-              <w:t>Treat tear orientation relative to the circumferential fibres as the mechanical question.</w:t>
+              <w:t>Decide repairability from whether the tension path can be restored.</w:t>
             </w:r>
           </w:p>
         </w:tc>
@@ -3529,7 +3529,7 @@
           </w:tcPr>
           <w:p>
             <w:r>
-              <w:t>3.6.3-P2</w:t>
+              <w:t>3.6.2-P10</w:t>
             </w:r>
           </w:p>
         </w:tc>
@@ -3539,7 +3539,7 @@
           </w:tcPr>
           <w:p>
             <w:r>
-              <w:t>3.6.3</w:t>
+              <w:t>3.6.2</w:t>
             </w:r>
           </w:p>
         </w:tc>
@@ -3549,7 +3549,7 @@
           </w:tcPr>
           <w:p>
             <w:r>
-              <w:t>mrcs</w:t>
+              <w:t>frcs</w:t>
             </w:r>
           </w:p>
         </w:tc>
@@ -3559,7 +3559,7 @@
           </w:tcPr>
           <w:p>
             <w:r>
-              <w:t>Expect the inner third to behave more like cartilage and the outer like tendon.</w:t>
+              <w:t>Expect healed appearance and restored tension to differ, and judge by outcome.</w:t>
             </w:r>
           </w:p>
         </w:tc>
@@ -3595,7 +3595,7 @@
           </w:tcPr>
           <w:p>
             <w:r>
-              <w:t>3.6.3-P3</w:t>
+              <w:t>3.6.2-P11</w:t>
             </w:r>
           </w:p>
         </w:tc>
@@ -3605,7 +3605,7 @@
           </w:tcPr>
           <w:p>
             <w:r>
-              <w:t>3.6.3</w:t>
+              <w:t>3.6.2</w:t>
             </w:r>
           </w:p>
         </w:tc>
@@ -3625,7 +3625,7 @@
           </w:tcPr>
           <w:p>
             <w:r>
-              <w:t>Treat the fibre architecture as the thing a repair either reconstitutes or does not.</w:t>
+              <w:t>Repair a root to its anatomic position, since tension depends on where the anchor sits.</w:t>
             </w:r>
           </w:p>
         </w:tc>
@@ -3661,7 +3661,7 @@
           </w:tcPr>
           <w:p>
             <w:r>
-              <w:t>3.6.3-P4</w:t>
+              <w:t>3.6.3-P1</w:t>
             </w:r>
           </w:p>
         </w:tc>
@@ -3681,7 +3681,7 @@
           </w:tcPr>
           <w:p>
             <w:r>
-              <w:t>frcs</w:t>
+              <w:t>mrcs</w:t>
             </w:r>
           </w:p>
         </w:tc>
@@ -3691,7 +3691,7 @@
           </w:tcPr>
           <w:p>
             <w:r>
-              <w:t>Expect repair in degenerate tissue to behave differently from repair in healthy tissue.</w:t>
+              <w:t>State a direction with any mechanical property of the meniscus.</w:t>
             </w:r>
           </w:p>
         </w:tc>
@@ -3727,7 +3727,7 @@
           </w:tcPr>
           <w:p>
             <w:r>
-              <w:t>3.6.4-P1</w:t>
+              <w:t>3.6.3-P2</w:t>
             </w:r>
           </w:p>
         </w:tc>
@@ -3737,7 +3737,7 @@
           </w:tcPr>
           <w:p>
             <w:r>
-              <w:t>3.6.4</w:t>
+              <w:t>3.6.3</w:t>
             </w:r>
           </w:p>
         </w:tc>
@@ -3757,7 +3757,7 @@
           </w:tcPr>
           <w:p>
             <w:r>
-              <w:t>Expect a longitudinal tear to be commoner because it fails the weaker direction.</w:t>
+              <w:t>Treat tear orientation relative to the circumferential fibres as the mechanical question.</w:t>
             </w:r>
           </w:p>
         </w:tc>
@@ -3793,7 +3793,7 @@
           </w:tcPr>
           <w:p>
             <w:r>
-              <w:t>3.6.4-P2</w:t>
+              <w:t>3.6.3-P3</w:t>
             </w:r>
           </w:p>
         </w:tc>
@@ -3803,7 +3803,7 @@
           </w:tcPr>
           <w:p>
             <w:r>
-              <w:t>3.6.4</w:t>
+              <w:t>3.6.3</w:t>
             </w:r>
           </w:p>
         </w:tc>
@@ -3823,7 +3823,7 @@
           </w:tcPr>
           <w:p>
             <w:r>
-              <w:t>Treat loss of shape under load as a radial fibre problem as well as a hoop problem.</w:t>
+              <w:t>Expect the inner third to behave more like cartilage and the outer like tendon.</w:t>
             </w:r>
           </w:p>
         </w:tc>
@@ -3859,7 +3859,7 @@
           </w:tcPr>
           <w:p>
             <w:r>
-              <w:t>3.6.4-P3</w:t>
+              <w:t>3.6.3-P4</w:t>
             </w:r>
           </w:p>
         </w:tc>
@@ -3869,7 +3869,7 @@
           </w:tcPr>
           <w:p>
             <w:r>
-              <w:t>3.6.4</w:t>
+              <w:t>3.6.3</w:t>
             </w:r>
           </w:p>
         </w:tc>
@@ -3889,7 +3889,7 @@
           </w:tcPr>
           <w:p>
             <w:r>
-              <w:t>Use the tear pattern as evidence of which fibre system failed.</w:t>
+              <w:t>Read tensile data with the species and age of the tissue in mind.</w:t>
             </w:r>
           </w:p>
         </w:tc>
@@ -3925,7 +3925,7 @@
           </w:tcPr>
           <w:p>
             <w:r>
-              <w:t>3.6.4-P4</w:t>
+              <w:t>3.6.3-P5</w:t>
             </w:r>
           </w:p>
         </w:tc>
@@ -3935,7 +3935,7 @@
           </w:tcPr>
           <w:p>
             <w:r>
-              <w:t>3.6.4</w:t>
+              <w:t>3.6.3</w:t>
             </w:r>
           </w:p>
         </w:tc>
@@ -3955,7 +3955,7 @@
           </w:tcPr>
           <w:p>
             <w:r>
-              <w:t>Treat the two systems as two separate repair problems.</w:t>
+              <w:t>Treat the fibre architecture as the thing a repair either reconstitutes or does not.</w:t>
             </w:r>
           </w:p>
         </w:tc>
@@ -3991,7 +3991,7 @@
           </w:tcPr>
           <w:p>
             <w:r>
-              <w:t>3.6.4-P5</w:t>
+              <w:t>3.6.3-P6</w:t>
             </w:r>
           </w:p>
         </w:tc>
@@ -4001,7 +4001,7 @@
           </w:tcPr>
           <w:p>
             <w:r>
-              <w:t>3.6.4</w:t>
+              <w:t>3.6.3</w:t>
             </w:r>
           </w:p>
         </w:tc>
@@ -4021,7 +4021,7 @@
           </w:tcPr>
           <w:p>
             <w:r>
-              <w:t>Expect a radial repair to be the harder problem, because the construct carries the hoop tension.</w:t>
+              <w:t>Read a construct study's failure mode as well as its failure load.</w:t>
             </w:r>
           </w:p>
         </w:tc>
@@ -4057,7 +4057,7 @@
           </w:tcPr>
           <w:p>
             <w:r>
-              <w:t>3.6.4-P6</w:t>
+              <w:t>3.6.3-P7</w:t>
             </w:r>
           </w:p>
         </w:tc>
@@ -4067,7 +4067,7 @@
           </w:tcPr>
           <w:p>
             <w:r>
-              <w:t>3.6.4</w:t>
+              <w:t>3.6.3</w:t>
             </w:r>
           </w:p>
         </w:tc>
@@ -4087,7 +4087,7 @@
           </w:tcPr>
           <w:p>
             <w:r>
-              <w:t>Protect load after a radial repair, on the ground that the construct is the tension path.</w:t>
+              <w:t>Expect repair in degenerate tissue to behave differently from repair in healthy tissue.</w:t>
             </w:r>
           </w:p>
         </w:tc>
@@ -4123,7 +4123,7 @@
           </w:tcPr>
           <w:p>
             <w:r>
-              <w:t>3.6.5-P1</w:t>
+              <w:t>3.6.4-P1</w:t>
             </w:r>
           </w:p>
         </w:tc>
@@ -4133,7 +4133,7 @@
           </w:tcPr>
           <w:p>
             <w:r>
-              <w:t>3.6.5</w:t>
+              <w:t>3.6.4</w:t>
             </w:r>
           </w:p>
         </w:tc>
@@ -4153,7 +4153,7 @@
           </w:tcPr>
           <w:p>
             <w:r>
-              <w:t>Expect posterior horn pathology to dominate, given where the load sits in flexion.</w:t>
+              <w:t>Expect a longitudinal tear to be commoner because it fails the weaker direction.</w:t>
             </w:r>
           </w:p>
         </w:tc>
@@ -4189,7 +4189,7 @@
           </w:tcPr>
           <w:p>
             <w:r>
-              <w:t>3.6.5-P2</w:t>
+              <w:t>3.6.4-P2</w:t>
             </w:r>
           </w:p>
         </w:tc>
@@ -4199,7 +4199,7 @@
           </w:tcPr>
           <w:p>
             <w:r>
-              <w:t>3.6.5</w:t>
+              <w:t>3.6.4</w:t>
             </w:r>
           </w:p>
         </w:tc>
@@ -4219,7 +4219,7 @@
           </w:tcPr>
           <w:p>
             <w:r>
-              <w:t>Treat extrusion as removing the meniscus from the share without removing tissue.</w:t>
+              <w:t>Read a horizontal cleavage tear as a cohesion failure, typically in degenerate tissue.</w:t>
             </w:r>
           </w:p>
         </w:tc>
@@ -4255,7 +4255,7 @@
           </w:tcPr>
           <w:p>
             <w:r>
-              <w:t>3.6.5-P3</w:t>
+              <w:t>3.6.4-P3</w:t>
             </w:r>
           </w:p>
         </w:tc>
@@ -4265,7 +4265,7 @@
           </w:tcPr>
           <w:p>
             <w:r>
-              <w:t>3.6.5</w:t>
+              <w:t>3.6.4</w:t>
             </w:r>
           </w:p>
         </w:tc>
@@ -4275,7 +4275,7 @@
           </w:tcPr>
           <w:p>
             <w:r>
-              <w:t>frcs</w:t>
+              <w:t>mrcs</w:t>
             </w:r>
           </w:p>
         </w:tc>
@@ -4285,7 +4285,7 @@
           </w:tcPr>
           <w:p>
             <w:r>
-              <w:t>Treat the flexion dependence as the reason posterior horn work matters out of proportion to its size.</w:t>
+              <w:t>Treat loss of shape under load as a radial fibre problem as well as a hoop problem.</w:t>
             </w:r>
           </w:p>
         </w:tc>
@@ -4321,7 +4321,7 @@
           </w:tcPr>
           <w:p>
             <w:r>
-              <w:t>3.6.5-P4</w:t>
+              <w:t>3.6.4-P4</w:t>
             </w:r>
           </w:p>
         </w:tc>
@@ -4331,7 +4331,7 @@
           </w:tcPr>
           <w:p>
             <w:r>
-              <w:t>3.6.5</w:t>
+              <w:t>3.6.4</w:t>
             </w:r>
           </w:p>
         </w:tc>
@@ -4341,7 +4341,7 @@
           </w:tcPr>
           <w:p>
             <w:r>
-              <w:t>frcs</w:t>
+              <w:t>mrcs</w:t>
             </w:r>
           </w:p>
         </w:tc>
@@ -4351,7 +4351,7 @@
           </w:tcPr>
           <w:p>
             <w:r>
-              <w:t>Repair posterior roots on load path grounds rather than on symptoms alone.</w:t>
+              <w:t>Use the tear pattern as evidence of which fibre system failed.</w:t>
             </w:r>
           </w:p>
         </w:tc>
@@ -4387,7 +4387,7 @@
           </w:tcPr>
           <w:p>
             <w:r>
-              <w:t>3.6.5-P5</w:t>
+              <w:t>3.6.4-P5</w:t>
             </w:r>
           </w:p>
         </w:tc>
@@ -4397,7 +4397,7 @@
           </w:tcPr>
           <w:p>
             <w:r>
-              <w:t>3.6.5</w:t>
+              <w:t>3.6.4</w:t>
             </w:r>
           </w:p>
         </w:tc>
@@ -4417,7 +4417,7 @@
           </w:tcPr>
           <w:p>
             <w:r>
-              <w:t>Treat the deep flexion literature as thin and the mechanism as sound.</w:t>
+              <w:t>Treat the two systems as two separate repair problems.</w:t>
             </w:r>
           </w:p>
         </w:tc>
@@ -4453,7 +4453,7 @@
           </w:tcPr>
           <w:p>
             <w:r>
-              <w:t>3.6.6-P1</w:t>
+              <w:t>3.6.4-P6</w:t>
             </w:r>
           </w:p>
         </w:tc>
@@ -4463,7 +4463,7 @@
           </w:tcPr>
           <w:p>
             <w:r>
-              <w:t>3.6.6</w:t>
+              <w:t>3.6.4</w:t>
             </w:r>
           </w:p>
         </w:tc>
@@ -4473,7 +4473,7 @@
           </w:tcPr>
           <w:p>
             <w:r>
-              <w:t>mrcs</w:t>
+              <w:t>frcs</w:t>
             </w:r>
           </w:p>
         </w:tc>
@@ -4483,7 +4483,7 @@
           </w:tcPr>
           <w:p>
             <w:r>
-              <w:t>Expect the damping loss after meniscectomy to show in impact activities rather than in walking.</w:t>
+              <w:t>Expect a radial repair to be the harder problem, because the construct carries the hoop tension.</w:t>
             </w:r>
           </w:p>
         </w:tc>
@@ -4519,7 +4519,7 @@
           </w:tcPr>
           <w:p>
             <w:r>
-              <w:t>3.6.6-P2</w:t>
+              <w:t>3.6.4-P7</w:t>
             </w:r>
           </w:p>
         </w:tc>
@@ -4529,7 +4529,7 @@
           </w:tcPr>
           <w:p>
             <w:r>
-              <w:t>3.6.6</w:t>
+              <w:t>3.6.4</w:t>
             </w:r>
           </w:p>
         </w:tc>
@@ -4539,7 +4539,7 @@
           </w:tcPr>
           <w:p>
             <w:r>
-              <w:t>mrcs</w:t>
+              <w:t>frcs</w:t>
             </w:r>
           </w:p>
         </w:tc>
@@ -4549,7 +4549,7 @@
           </w:tcPr>
           <w:p>
             <w:r>
-              <w:t>Treat muscle as the modifiable shock absorber when the meniscal contribution has been lost.</w:t>
+              <w:t>Protect load after a radial repair, on the ground that the construct is the tension path.</w:t>
             </w:r>
           </w:p>
         </w:tc>
@@ -4585,7 +4585,7 @@
           </w:tcPr>
           <w:p>
             <w:r>
-              <w:t>3.6.6-P3</w:t>
+              <w:t>3.6.4-P8</w:t>
             </w:r>
           </w:p>
         </w:tc>
@@ -4595,7 +4595,7 @@
           </w:tcPr>
           <w:p>
             <w:r>
-              <w:t>3.6.6</w:t>
+              <w:t>3.6.4</w:t>
             </w:r>
           </w:p>
         </w:tc>
@@ -4615,7 +4615,7 @@
           </w:tcPr>
           <w:p>
             <w:r>
-              <w:t>Treat damping as the meniscal function with the weakest quantitative evidence and a sound mechanism.</w:t>
+              <w:t>Read healing rates by tear pattern rather than in aggregate.</w:t>
             </w:r>
           </w:p>
         </w:tc>
@@ -4651,7 +4651,7 @@
           </w:tcPr>
           <w:p>
             <w:r>
-              <w:t>3.6.6-P4</w:t>
+              <w:t>3.6.5-P1</w:t>
             </w:r>
           </w:p>
         </w:tc>
@@ -4661,7 +4661,7 @@
           </w:tcPr>
           <w:p>
             <w:r>
-              <w:t>3.6.6</w:t>
+              <w:t>3.6.5</w:t>
             </w:r>
           </w:p>
         </w:tc>
@@ -4671,7 +4671,7 @@
           </w:tcPr>
           <w:p>
             <w:r>
-              <w:t>frcs</w:t>
+              <w:t>mrcs</w:t>
             </w:r>
           </w:p>
         </w:tc>
@@ -4681,7 +4681,7 @@
           </w:tcPr>
           <w:p>
             <w:r>
-              <w:t>Expect a substitute not to reproduce native damping properties.</w:t>
+              <w:t>Expect posterior horn pathology to dominate, given where the load sits in flexion.</w:t>
             </w:r>
           </w:p>
         </w:tc>
@@ -4717,7 +4717,7 @@
           </w:tcPr>
           <w:p>
             <w:r>
-              <w:t>3.6.7-P1</w:t>
+              <w:t>3.6.5-P2</w:t>
             </w:r>
           </w:p>
         </w:tc>
@@ -4727,7 +4727,7 @@
           </w:tcPr>
           <w:p>
             <w:r>
-              <w:t>3.6.7</w:t>
+              <w:t>3.6.5</w:t>
             </w:r>
           </w:p>
         </w:tc>
@@ -4747,7 +4747,7 @@
           </w:tcPr>
           <w:p>
             <w:r>
-              <w:t>Expect raised contact stress to shift the lubrication regime unfavourably.</w:t>
+              <w:t>Read the share as a subtraction from a paired specimen rather than a direct measurement.</w:t>
             </w:r>
           </w:p>
         </w:tc>
@@ -4783,7 +4783,7 @@
           </w:tcPr>
           <w:p>
             <w:r>
-              <w:t>3.6.7-P2</w:t>
+              <w:t>3.6.5-P3</w:t>
             </w:r>
           </w:p>
         </w:tc>
@@ -4793,7 +4793,7 @@
           </w:tcPr>
           <w:p>
             <w:r>
-              <w:t>3.6.7</w:t>
+              <w:t>3.6.5</w:t>
             </w:r>
           </w:p>
         </w:tc>
@@ -4813,7 +4813,7 @@
           </w:tcPr>
           <w:p>
             <w:r>
-              <w:t>Treat synovial fluid changes after injury as part of the picture rather than a separate problem.</w:t>
+              <w:t>Treat extrusion as removing the meniscus from the share without removing tissue.</w:t>
             </w:r>
           </w:p>
         </w:tc>
@@ -4849,7 +4849,7 @@
           </w:tcPr>
           <w:p>
             <w:r>
-              <w:t>3.6.7-P3</w:t>
+              <w:t>3.6.5-P4</w:t>
             </w:r>
           </w:p>
         </w:tc>
@@ -4859,7 +4859,7 @@
           </w:tcPr>
           <w:p>
             <w:r>
-              <w:t>3.6.7</w:t>
+              <w:t>3.6.5</w:t>
             </w:r>
           </w:p>
         </w:tc>
@@ -4879,7 +4879,7 @@
           </w:tcPr>
           <w:p>
             <w:r>
-              <w:t>Treat lubrication as a mechanism to understand rather than a function to restore.</w:t>
+              <w:t>Treat the flexion dependence as the reason posterior horn work matters out of proportion to its size.</w:t>
             </w:r>
           </w:p>
         </w:tc>
@@ -4915,7 +4915,7 @@
           </w:tcPr>
           <w:p>
             <w:r>
-              <w:t>3.6.7-P4</w:t>
+              <w:t>3.6.5-P5</w:t>
             </w:r>
           </w:p>
         </w:tc>
@@ -4925,7 +4925,7 @@
           </w:tcPr>
           <w:p>
             <w:r>
-              <w:t>3.6.7</w:t>
+              <w:t>3.6.5</w:t>
             </w:r>
           </w:p>
         </w:tc>
@@ -4945,7 +4945,7 @@
           </w:tcPr>
           <w:p>
             <w:r>
-              <w:t>Use lubrication to explain progression rather than to justify an operation.</w:t>
+              <w:t>Repair posterior roots on load path grounds rather than on symptoms alone.</w:t>
             </w:r>
           </w:p>
         </w:tc>
@@ -4981,7 +4981,7 @@
           </w:tcPr>
           <w:p>
             <w:r>
-              <w:t>3.6.8-P1</w:t>
+              <w:t>3.6.5-P6</w:t>
             </w:r>
           </w:p>
         </w:tc>
@@ -4991,7 +4991,7 @@
           </w:tcPr>
           <w:p>
             <w:r>
-              <w:t>3.6.8</w:t>
+              <w:t>3.6.5</w:t>
             </w:r>
           </w:p>
         </w:tc>
@@ -5001,7 +5001,7 @@
           </w:tcPr>
           <w:p>
             <w:r>
-              <w:t>mrcs</w:t>
+              <w:t>frcs</w:t>
             </w:r>
           </w:p>
         </w:tc>
@@ -5011,7 +5011,7 @@
           </w:tcPr>
           <w:p>
             <w:r>
-              <w:t>Expect proprioceptive deficit after meniscal injury and resection, and expect it to be hard to attribute.</w:t>
+              <w:t>Advise on deep flexion activity by what it loads, in a knee with posterior horn pathology.</w:t>
             </w:r>
           </w:p>
         </w:tc>
@@ -5047,7 +5047,7 @@
           </w:tcPr>
           <w:p>
             <w:r>
-              <w:t>3.6.8-P2</w:t>
+              <w:t>3.6.5-P7</w:t>
             </w:r>
           </w:p>
         </w:tc>
@@ -5057,7 +5057,7 @@
           </w:tcPr>
           <w:p>
             <w:r>
-              <w:t>3.6.8</w:t>
+              <w:t>3.6.5</w:t>
             </w:r>
           </w:p>
         </w:tc>
@@ -5067,7 +5067,7 @@
           </w:tcPr>
           <w:p>
             <w:r>
-              <w:t>mrcs</w:t>
+              <w:t>frcs</w:t>
             </w:r>
           </w:p>
         </w:tc>
@@ -5077,7 +5077,7 @@
           </w:tcPr>
           <w:p>
             <w:r>
-              <w:t>Treat combined meniscal and cruciate injury as a larger sensory loss than either alone.</w:t>
+              <w:t>Treat the deep flexion literature as thin and the mechanism as sound.</w:t>
             </w:r>
           </w:p>
         </w:tc>
@@ -5113,7 +5113,7 @@
           </w:tcPr>
           <w:p>
             <w:r>
-              <w:t>3.6.8-P3</w:t>
+              <w:t>3.6.6-P1</w:t>
             </w:r>
           </w:p>
         </w:tc>
@@ -5123,7 +5123,7 @@
           </w:tcPr>
           <w:p>
             <w:r>
-              <w:t>3.6.8</w:t>
+              <w:t>3.6.6</w:t>
             </w:r>
           </w:p>
         </w:tc>
@@ -5133,7 +5133,7 @@
           </w:tcPr>
           <w:p>
             <w:r>
-              <w:t>frcs</w:t>
+              <w:t>mrcs</w:t>
             </w:r>
           </w:p>
         </w:tc>
@@ -5143,7 +5143,7 @@
           </w:tcPr>
           <w:p>
             <w:r>
-              <w:t>Treat the sensory function as an argument for preserving horns specifically, which coincides with the load bearing argument for the same tissue.</w:t>
+              <w:t>Expect the damping loss after meniscectomy to show in impact activities rather than in walking.</w:t>
             </w:r>
           </w:p>
         </w:tc>
@@ -5179,7 +5179,7 @@
           </w:tcPr>
           <w:p>
             <w:r>
-              <w:t>3.6.8-P4</w:t>
+              <w:t>3.6.6-P2</w:t>
             </w:r>
           </w:p>
         </w:tc>
@@ -5189,7 +5189,7 @@
           </w:tcPr>
           <w:p>
             <w:r>
-              <w:t>3.6.8</w:t>
+              <w:t>3.6.6</w:t>
             </w:r>
           </w:p>
         </w:tc>
@@ -5199,7 +5199,7 @@
           </w:tcPr>
           <w:p>
             <w:r>
-              <w:t>frcs</w:t>
+              <w:t>mrcs</w:t>
             </w:r>
           </w:p>
         </w:tc>
@@ -5209,7 +5209,7 @@
           </w:tcPr>
           <w:p>
             <w:r>
-              <w:t>The sensory case does not need to carry weight on its own, and it should not be asked to.</w:t>
+              <w:t>Treat muscle as the modifiable shock absorber when the meniscal contribution has been lost.</w:t>
             </w:r>
           </w:p>
         </w:tc>
@@ -5245,7 +5245,7 @@
           </w:tcPr>
           <w:p>
             <w:r>
-              <w:t>3.6.8-P5</w:t>
+              <w:t>3.6.6-P3</w:t>
             </w:r>
           </w:p>
         </w:tc>
@@ -5255,7 +5255,7 @@
           </w:tcPr>
           <w:p>
             <w:r>
-              <w:t>3.6.8</w:t>
+              <w:t>3.6.6</w:t>
             </w:r>
           </w:p>
         </w:tc>
@@ -5275,7 +5275,7 @@
           </w:tcPr>
           <w:p>
             <w:r>
-              <w:t>Preserve horns, where the load bearing and the sensory arguments agree.</w:t>
+              <w:t>Treat damping as the meniscal function with the weakest quantitative evidence and a sound mechanism.</w:t>
             </w:r>
           </w:p>
         </w:tc>
@@ -5311,7 +5311,7 @@
           </w:tcPr>
           <w:p>
             <w:r>
-              <w:t>3.6.8-P6</w:t>
+              <w:t>3.6.6-P4</w:t>
             </w:r>
           </w:p>
         </w:tc>
@@ -5321,7 +5321,7 @@
           </w:tcPr>
           <w:p>
             <w:r>
-              <w:t>3.6.8</w:t>
+              <w:t>3.6.6</w:t>
             </w:r>
           </w:p>
         </w:tc>
@@ -5341,7 +5341,7 @@
           </w:tcPr>
           <w:p>
             <w:r>
-              <w:t>Expect proprioceptive recovery after transplantation to be incomplete.</w:t>
+              <w:t>Advise on impact activity in a meniscus deficient knee on mechanistic grounds, and say so.</w:t>
             </w:r>
           </w:p>
         </w:tc>
@@ -5377,7 +5377,7 @@
           </w:tcPr>
           <w:p>
             <w:r>
-              <w:t>3.6.8-P7</w:t>
+              <w:t>3.6.6-P5</w:t>
             </w:r>
           </w:p>
         </w:tc>
@@ -5387,7 +5387,7 @@
           </w:tcPr>
           <w:p>
             <w:r>
-              <w:t>3.6.8</w:t>
+              <w:t>3.6.6</w:t>
             </w:r>
           </w:p>
         </w:tc>
@@ -5407,7 +5407,7 @@
           </w:tcPr>
           <w:p>
             <w:r>
-              <w:t>Avoid resting a treatment argument on proprioception alone.</w:t>
+              <w:t>Expect a substitute not to reproduce native damping properties.</w:t>
             </w:r>
           </w:p>
         </w:tc>
@@ -5443,7 +5443,7 @@
           </w:tcPr>
           <w:p>
             <w:r>
-              <w:t>3.6.9-P1</w:t>
+              <w:t>3.6.7-P1</w:t>
             </w:r>
           </w:p>
         </w:tc>
@@ -5453,7 +5453,7 @@
           </w:tcPr>
           <w:p>
             <w:r>
-              <w:t>3.6.9</w:t>
+              <w:t>3.6.7</w:t>
             </w:r>
           </w:p>
         </w:tc>
@@ -5473,7 +5473,7 @@
           </w:tcPr>
           <w:p>
             <w:r>
-              <w:t>Repair position relative to the native footprint centre.</w:t>
+              <w:t>Expect raised contact stress to shift the lubrication regime unfavourably.</w:t>
             </w:r>
           </w:p>
         </w:tc>
@@ -5509,7 +5509,7 @@
           </w:tcPr>
           <w:p>
             <w:r>
-              <w:t>3.6.9-P2</w:t>
+              <w:t>3.6.7-P2</w:t>
             </w:r>
           </w:p>
         </w:tc>
@@ -5519,7 +5519,7 @@
           </w:tcPr>
           <w:p>
             <w:r>
-              <w:t>3.6.9</w:t>
+              <w:t>3.6.7</w:t>
             </w:r>
           </w:p>
         </w:tc>
@@ -5539,7 +5539,7 @@
           </w:tcPr>
           <w:p>
             <w:r>
-              <w:t>Repair to the footprint centre rather than aiming to cover the whole footprint.</w:t>
+              <w:t>Treat synovial fluid changes after injury as part of the picture rather than a separate problem.</w:t>
             </w:r>
           </w:p>
         </w:tc>
@@ -5575,7 +5575,7 @@
           </w:tcPr>
           <w:p>
             <w:r>
-              <w:t>3.6.9-P3</w:t>
+              <w:t>3.6.7-P3</w:t>
             </w:r>
           </w:p>
         </w:tc>
@@ -5585,7 +5585,7 @@
           </w:tcPr>
           <w:p>
             <w:r>
-              <w:t>3.6.9</w:t>
+              <w:t>3.6.7</w:t>
             </w:r>
           </w:p>
         </w:tc>
@@ -5595,7 +5595,7 @@
           </w:tcPr>
           <w:p>
             <w:r>
-              <w:t>mrcs</w:t>
+              <w:t>frcs</w:t>
             </w:r>
           </w:p>
         </w:tc>
@@ -5605,7 +5605,7 @@
           </w:tcPr>
           <w:p>
             <w:r>
-              <w:t>Expect a lateral root tear to behave less severely than a medial one, because of the meniscofemoral ligaments.</w:t>
+              <w:t>Treat lubrication as a mechanism to understand rather than a function to restore.</w:t>
             </w:r>
           </w:p>
         </w:tc>
@@ -5641,7 +5641,7 @@
           </w:tcPr>
           <w:p>
             <w:r>
-              <w:t>3.6.9-P4</w:t>
+              <w:t>3.6.7-P4</w:t>
             </w:r>
           </w:p>
         </w:tc>
@@ -5651,7 +5651,7 @@
           </w:tcPr>
           <w:p>
             <w:r>
-              <w:t>3.6.9</w:t>
+              <w:t>3.6.7</w:t>
             </w:r>
           </w:p>
         </w:tc>
@@ -5671,7 +5671,7 @@
           </w:tcPr>
           <w:p>
             <w:r>
-              <w:t>Treat a root as a load bearing attachment with a position specification.</w:t>
+              <w:t>Use lubrication to explain progression rather than to justify an operation.</w:t>
             </w:r>
           </w:p>
         </w:tc>
@@ -5707,7 +5707,7 @@
           </w:tcPr>
           <w:p>
             <w:r>
-              <w:t>3.6.9-P5</w:t>
+              <w:t>3.6.7-P5</w:t>
             </w:r>
           </w:p>
         </w:tc>
@@ -5717,7 +5717,7 @@
           </w:tcPr>
           <w:p>
             <w:r>
-              <w:t>3.6.9</w:t>
+              <w:t>3.6.7</w:t>
             </w:r>
           </w:p>
         </w:tc>
@@ -5737,7 +5737,7 @@
           </w:tcPr>
           <w:p>
             <w:r>
-              <w:t>Repair position relative to the native centre, which is the dominant variable.</w:t>
+              <w:t>State the absence of any confirming measurement when this function is raised.</w:t>
             </w:r>
           </w:p>
         </w:tc>
@@ -5773,7 +5773,7 @@
           </w:tcPr>
           <w:p>
             <w:r>
-              <w:t>3.6.9-P6</w:t>
+              <w:t>3.6.8-P1</w:t>
             </w:r>
           </w:p>
         </w:tc>
@@ -5783,7 +5783,7 @@
           </w:tcPr>
           <w:p>
             <w:r>
-              <w:t>3.6.9</w:t>
+              <w:t>3.6.8</w:t>
             </w:r>
           </w:p>
         </w:tc>
@@ -5793,7 +5793,7 @@
           </w:tcPr>
           <w:p>
             <w:r>
-              <w:t>frcs</w:t>
+              <w:t>mrcs</w:t>
             </w:r>
           </w:p>
         </w:tc>
@@ -5803,7 +5803,7 @@
           </w:tcPr>
           <w:p>
             <w:r>
-              <w:t>Alignment, which sets the load the repaired root must carry.</w:t>
+              <w:t>Expect proprioceptive deficit after meniscal injury and resection, and expect it to be hard to attribute.</w:t>
             </w:r>
           </w:p>
         </w:tc>
@@ -5839,7 +5839,7 @@
           </w:tcPr>
           <w:p>
             <w:r>
-              <w:t>3.6.9-P7</w:t>
+              <w:t>3.6.8-P2</w:t>
             </w:r>
           </w:p>
         </w:tc>
@@ -5849,7 +5849,7 @@
           </w:tcPr>
           <w:p>
             <w:r>
-              <w:t>3.6.9</w:t>
+              <w:t>3.6.8</w:t>
             </w:r>
           </w:p>
         </w:tc>
@@ -5859,7 +5859,7 @@
           </w:tcPr>
           <w:p>
             <w:r>
-              <w:t>frcs</w:t>
+              <w:t>mrcs</w:t>
             </w:r>
           </w:p>
         </w:tc>
@@ -5869,7 +5869,7 @@
           </w:tcPr>
           <w:p>
             <w:r>
-              <w:t>Repair a root anatomically, since position decides the mechanics more than fixation strength does.</w:t>
+              <w:t>Treat combined meniscal and cruciate injury as a larger sensory loss than either alone.</w:t>
             </w:r>
           </w:p>
         </w:tc>
@@ -5905,7 +5905,7 @@
           </w:tcPr>
           <w:p>
             <w:r>
-              <w:t>3.6.9-P8</w:t>
+              <w:t>3.6.8-P3</w:t>
             </w:r>
           </w:p>
         </w:tc>
@@ -5915,7 +5915,7 @@
           </w:tcPr>
           <w:p>
             <w:r>
-              <w:t>3.6.9</w:t>
+              <w:t>3.6.8</w:t>
             </w:r>
           </w:p>
         </w:tc>
@@ -5925,7 +5925,7 @@
           </w:tcPr>
           <w:p>
             <w:r>
-              <w:t>frcs</w:t>
+              <w:t>mrcs</w:t>
             </w:r>
           </w:p>
         </w:tc>
@@ -5935,7 +5935,7 @@
           </w:tcPr>
           <w:p>
             <w:r>
-              <w:t>Plan tunnel and root work together where they share bone.</w:t>
+              <w:t>Read joint position sense measurements with their poor reproducibility in mind.</w:t>
             </w:r>
           </w:p>
         </w:tc>
@@ -5971,7 +5971,7 @@
           </w:tcPr>
           <w:p>
             <w:r>
-              <w:t>3.6.9-P9</w:t>
+              <w:t>3.6.8-P4</w:t>
             </w:r>
           </w:p>
         </w:tc>
@@ -5981,7 +5981,7 @@
           </w:tcPr>
           <w:p>
             <w:r>
-              <w:t>3.6.9</w:t>
+              <w:t>3.6.8</w:t>
             </w:r>
           </w:p>
         </w:tc>
@@ -6001,7 +6001,7 @@
           </w:tcPr>
           <w:p>
             <w:r>
-              <w:t>Expect imaging to show position and healing rather than function.</w:t>
+              <w:t>Treat the sensory function as an argument for preserving horns specifically, which coincides with the load bearing argument for the same tissue.</w:t>
             </w:r>
           </w:p>
         </w:tc>
@@ -6037,7 +6037,7 @@
           </w:tcPr>
           <w:p>
             <w:r>
-              <w:t>3.6.10-P1</w:t>
+              <w:t>3.6.8-P5</w:t>
             </w:r>
           </w:p>
         </w:tc>
@@ -6047,7 +6047,7 @@
           </w:tcPr>
           <w:p>
             <w:r>
-              <w:t>3.6.10</w:t>
+              <w:t>3.6.8</w:t>
             </w:r>
           </w:p>
         </w:tc>
@@ -6057,7 +6057,7 @@
           </w:tcPr>
           <w:p>
             <w:r>
-              <w:t>mrcs</w:t>
+              <w:t>frcs</w:t>
             </w:r>
           </w:p>
         </w:tc>
@@ -6067,7 +6067,7 @@
           </w:tcPr>
           <w:p>
             <w:r>
-              <w:t>The 3 millimetre threshold is a convention applied to a continuous measurement, and it should be treated as such.</w:t>
+              <w:t>The sensory case does not need to carry weight on its own, and it should not be asked to.</w:t>
             </w:r>
           </w:p>
         </w:tc>
@@ -6103,7 +6103,7 @@
           </w:tcPr>
           <w:p>
             <w:r>
-              <w:t>3.6.10-P2</w:t>
+              <w:t>3.6.8-P6</w:t>
             </w:r>
           </w:p>
         </w:tc>
@@ -6113,7 +6113,7 @@
           </w:tcPr>
           <w:p>
             <w:r>
-              <w:t>3.6.10</w:t>
+              <w:t>3.6.8</w:t>
             </w:r>
           </w:p>
         </w:tc>
@@ -6123,7 +6123,7 @@
           </w:tcPr>
           <w:p>
             <w:r>
-              <w:t>mrcs</w:t>
+              <w:t>frcs</w:t>
             </w:r>
           </w:p>
         </w:tc>
@@ -6133,7 +6133,7 @@
           </w:tcPr>
           <w:p>
             <w:r>
-              <w:t>Expect supine imaging to underestimate it, and consider loaded imaging where it matters.</w:t>
+              <w:t>Preserve horns, where the load bearing and the sensory arguments agree.</w:t>
             </w:r>
           </w:p>
         </w:tc>
@@ -6169,7 +6169,7 @@
           </w:tcPr>
           <w:p>
             <w:r>
-              <w:t>3.6.10-P3</w:t>
+              <w:t>3.6.8-P7</w:t>
             </w:r>
           </w:p>
         </w:tc>
@@ -6179,7 +6179,7 @@
           </w:tcPr>
           <w:p>
             <w:r>
-              <w:t>3.6.10</w:t>
+              <w:t>3.6.8</w:t>
             </w:r>
           </w:p>
         </w:tc>
@@ -6189,7 +6189,7 @@
           </w:tcPr>
           <w:p>
             <w:r>
-              <w:t>mrcs</w:t>
+              <w:t>frcs</w:t>
             </w:r>
           </w:p>
         </w:tc>
@@ -6199,7 +6199,7 @@
           </w:tcPr>
           <w:p>
             <w:r>
-              <w:t>Treat the 3 millimetre figure as a convention rather than a boundary.</w:t>
+              <w:t>Expect proprioceptive recovery after transplantation to be incomplete.</w:t>
             </w:r>
           </w:p>
         </w:tc>
@@ -6235,7 +6235,7 @@
           </w:tcPr>
           <w:p>
             <w:r>
-              <w:t>3.6.10-P4</w:t>
+              <w:t>3.6.8-P8</w:t>
             </w:r>
           </w:p>
         </w:tc>
@@ -6245,7 +6245,7 @@
           </w:tcPr>
           <w:p>
             <w:r>
-              <w:t>3.6.10</w:t>
+              <w:t>3.6.8</w:t>
             </w:r>
           </w:p>
         </w:tc>
@@ -6255,7 +6255,7 @@
           </w:tcPr>
           <w:p>
             <w:r>
-              <w:t>mrcs</w:t>
+              <w:t>frcs</w:t>
             </w:r>
           </w:p>
         </w:tc>
@@ -6265,7 +6265,7 @@
           </w:tcPr>
           <w:p>
             <w:r>
-              <w:t>Expect less extrusion laterally, given the meniscofemoral attachments.</w:t>
+              <w:t>Avoid resting a treatment argument on proprioception alone.</w:t>
             </w:r>
           </w:p>
         </w:tc>
@@ -6301,7 +6301,7 @@
           </w:tcPr>
           <w:p>
             <w:r>
-              <w:t>3.6.10-P5</w:t>
+              <w:t>3.6.9-P1</w:t>
             </w:r>
           </w:p>
         </w:tc>
@@ -6311,7 +6311,7 @@
           </w:tcPr>
           <w:p>
             <w:r>
-              <w:t>3.6.10</w:t>
+              <w:t>3.6.9</w:t>
             </w:r>
           </w:p>
         </w:tc>
@@ -6321,7 +6321,7 @@
           </w:tcPr>
           <w:p>
             <w:r>
-              <w:t>frcs</w:t>
+              <w:t>mrcs</w:t>
             </w:r>
           </w:p>
         </w:tc>
@@ -6331,7 +6331,7 @@
           </w:tcPr>
           <w:p>
             <w:r>
-              <w:t>Treat extrusion as the outcome measure for whether a meniscus is working, in a field with no direct measurement of function.</w:t>
+              <w:t>Repair position relative to the native footprint centre.</w:t>
             </w:r>
           </w:p>
         </w:tc>
@@ -6367,7 +6367,7 @@
           </w:tcPr>
           <w:p>
             <w:r>
-              <w:t>3.6.10-P6</w:t>
+              <w:t>3.6.9-P2</w:t>
             </w:r>
           </w:p>
         </w:tc>
@@ -6377,7 +6377,7 @@
           </w:tcPr>
           <w:p>
             <w:r>
-              <w:t>3.6.10</w:t>
+              <w:t>3.6.9</w:t>
             </w:r>
           </w:p>
         </w:tc>
@@ -6387,7 +6387,7 @@
           </w:tcPr>
           <w:p>
             <w:r>
-              <w:t>frcs</w:t>
+              <w:t>mrcs</w:t>
             </w:r>
           </w:p>
         </w:tc>
@@ -6397,7 +6397,7 @@
           </w:tcPr>
           <w:p>
             <w:r>
-              <w:t>Measure extrusion before and after meniscal surgery as the available proxy for function.</w:t>
+              <w:t>Repair to the footprint centre rather than aiming to cover the whole footprint.</w:t>
             </w:r>
           </w:p>
         </w:tc>
@@ -6433,7 +6433,7 @@
           </w:tcPr>
           <w:p>
             <w:r>
-              <w:t>3.6.10-P7</w:t>
+              <w:t>3.6.9-P3</w:t>
             </w:r>
           </w:p>
         </w:tc>
@@ -6443,7 +6443,7 @@
           </w:tcPr>
           <w:p>
             <w:r>
-              <w:t>3.6.10</w:t>
+              <w:t>3.6.9</w:t>
             </w:r>
           </w:p>
         </w:tc>
@@ -6453,7 +6453,7 @@
           </w:tcPr>
           <w:p>
             <w:r>
-              <w:t>frcs</w:t>
+              <w:t>mrcs</w:t>
             </w:r>
           </w:p>
         </w:tc>
@@ -6463,7 +6463,7 @@
           </w:tcPr>
           <w:p>
             <w:r>
-              <w:t>Prefer loaded imaging where the measurement will change a decision.</w:t>
+              <w:t>Expect a lateral root tear to behave less severely than a medial one, because of the meniscofemoral ligaments.</w:t>
             </w:r>
           </w:p>
         </w:tc>
@@ -6499,7 +6499,7 @@
           </w:tcPr>
           <w:p>
             <w:r>
-              <w:t>3.6.11-P1</w:t>
+              <w:t>3.6.9-P4</w:t>
             </w:r>
           </w:p>
         </w:tc>
@@ -6509,7 +6509,7 @@
           </w:tcPr>
           <w:p>
             <w:r>
-              <w:t>3.6.11</w:t>
+              <w:t>3.6.9</w:t>
             </w:r>
           </w:p>
         </w:tc>
@@ -6519,7 +6519,7 @@
           </w:tcPr>
           <w:p>
             <w:r>
-              <w:t>medical_student</w:t>
+              <w:t>frcs</w:t>
             </w:r>
           </w:p>
         </w:tc>
@@ -6529,7 +6529,7 @@
           </w:tcPr>
           <w:p>
             <w:r>
-              <w:t>Repair aims to restore the anchor, so position matters as much as strength.</w:t>
+              <w:t>Treat a root as a load bearing attachment with a position specification.</w:t>
             </w:r>
           </w:p>
         </w:tc>
@@ -6565,7 +6565,7 @@
           </w:tcPr>
           <w:p>
             <w:r>
-              <w:t>3.6.11-P2</w:t>
+              <w:t>3.6.9-P5</w:t>
             </w:r>
           </w:p>
         </w:tc>
@@ -6575,7 +6575,7 @@
           </w:tcPr>
           <w:p>
             <w:r>
-              <w:t>3.6.11</w:t>
+              <w:t>3.6.9</w:t>
             </w:r>
           </w:p>
         </w:tc>
@@ -6585,7 +6585,7 @@
           </w:tcPr>
           <w:p>
             <w:r>
-              <w:t>mrcs</w:t>
+              <w:t>frcs</w:t>
             </w:r>
           </w:p>
         </w:tc>
@@ -6595,7 +6595,7 @@
           </w:tcPr>
           <w:p>
             <w:r>
-              <w:t>Expect a medial posterior root tear to behave worse than a lateral one.</w:t>
+              <w:t>Repair position relative to the native centre, which is the dominant variable.</w:t>
             </w:r>
           </w:p>
         </w:tc>
@@ -6631,7 +6631,7 @@
           </w:tcPr>
           <w:p>
             <w:r>
-              <w:t>3.6.11-P3</w:t>
+              <w:t>3.6.9-P6</w:t>
             </w:r>
           </w:p>
         </w:tc>
@@ -6641,7 +6641,7 @@
           </w:tcPr>
           <w:p>
             <w:r>
-              <w:t>3.6.11</w:t>
+              <w:t>3.6.9</w:t>
             </w:r>
           </w:p>
         </w:tc>
@@ -6651,7 +6651,7 @@
           </w:tcPr>
           <w:p>
             <w:r>
-              <w:t>mrcs</w:t>
+              <w:t>frcs</w:t>
             </w:r>
           </w:p>
         </w:tc>
@@ -6661,7 +6661,7 @@
           </w:tcPr>
           <w:p>
             <w:r>
-              <w:t>Use extrusion as the imaging sign that the mechanism has failed.</w:t>
+              <w:t>Alignment, which sets the load the repaired root must carry.</w:t>
             </w:r>
           </w:p>
         </w:tc>
@@ -6697,7 +6697,7 @@
           </w:tcPr>
           <w:p>
             <w:r>
-              <w:t>3.6.11-P4</w:t>
+              <w:t>3.6.9-P7</w:t>
             </w:r>
           </w:p>
         </w:tc>
@@ -6707,7 +6707,7 @@
           </w:tcPr>
           <w:p>
             <w:r>
-              <w:t>3.6.11</w:t>
+              <w:t>3.6.9</w:t>
             </w:r>
           </w:p>
         </w:tc>
@@ -6727,7 +6727,7 @@
           </w:tcPr>
           <w:p>
             <w:r>
-              <w:t>Treat root repair as a joint preservation operation rather than a symptom operation, because the mechanical case is about what happens next rather than about pain now.</w:t>
+              <w:t>Repair a root anatomically, since position decides the mechanics more than fixation strength does.</w:t>
             </w:r>
           </w:p>
         </w:tc>
@@ -6763,7 +6763,7 @@
           </w:tcPr>
           <w:p>
             <w:r>
-              <w:t>3.6.11-P5</w:t>
+              <w:t>3.6.9-P8</w:t>
             </w:r>
           </w:p>
         </w:tc>
@@ -6773,7 +6773,7 @@
           </w:tcPr>
           <w:p>
             <w:r>
-              <w:t>3.6.11</w:t>
+              <w:t>3.6.9</w:t>
             </w:r>
           </w:p>
         </w:tc>
@@ -6793,7 +6793,7 @@
           </w:tcPr>
           <w:p>
             <w:r>
-              <w:t>Repair position relative to the native footprint centre.</w:t>
+              <w:t>Plan tunnel and root work together where they share bone.</w:t>
             </w:r>
           </w:p>
         </w:tc>
@@ -6829,7 +6829,7 @@
           </w:tcPr>
           <w:p>
             <w:r>
-              <w:t>3.6.11-P6</w:t>
+              <w:t>3.6.9-P9</w:t>
             </w:r>
           </w:p>
         </w:tc>
@@ -6839,7 +6839,7 @@
           </w:tcPr>
           <w:p>
             <w:r>
-              <w:t>3.6.11</w:t>
+              <w:t>3.6.9</w:t>
             </w:r>
           </w:p>
         </w:tc>
@@ -6859,7 +6859,7 @@
           </w:tcPr>
           <w:p>
             <w:r>
-              <w:t>Alignment correction, which sets the load the repair must carry.</w:t>
+              <w:t>Correct alignment where a repaired root would be overloaded.</w:t>
             </w:r>
           </w:p>
         </w:tc>
@@ -6895,7 +6895,7 @@
           </w:tcPr>
           <w:p>
             <w:r>
-              <w:t>3.6.11-P7</w:t>
+              <w:t>3.6.9-P10</w:t>
             </w:r>
           </w:p>
         </w:tc>
@@ -6905,7 +6905,7 @@
           </w:tcPr>
           <w:p>
             <w:r>
-              <w:t>3.6.11</w:t>
+              <w:t>3.6.9</w:t>
             </w:r>
           </w:p>
         </w:tc>
@@ -6925,7 +6925,7 @@
           </w:tcPr>
           <w:p>
             <w:r>
-              <w:t>Repair anatomically to the footprint centre, since direction of tension depends on it.</w:t>
+              <w:t>Expect imaging to show position and healing rather than function.</w:t>
             </w:r>
           </w:p>
         </w:tc>
@@ -6961,7 +6961,7 @@
           </w:tcPr>
           <w:p>
             <w:r>
-              <w:t>3.6.11-P8</w:t>
+              <w:t>3.6.10-P1</w:t>
             </w:r>
           </w:p>
         </w:tc>
@@ -6971,7 +6971,7 @@
           </w:tcPr>
           <w:p>
             <w:r>
-              <w:t>3.6.11</w:t>
+              <w:t>3.6.10</w:t>
             </w:r>
           </w:p>
         </w:tc>
@@ -6981,7 +6981,7 @@
           </w:tcPr>
           <w:p>
             <w:r>
-              <w:t>frcs</w:t>
+              <w:t>mrcs</w:t>
             </w:r>
           </w:p>
         </w:tc>
@@ -6991,7 +6991,7 @@
           </w:tcPr>
           <w:p>
             <w:r>
-              <w:t>Assess and correct alignment alongside a root repair in a varus limb.</w:t>
+              <w:t>The 3 millimetre threshold is a convention applied to a continuous measurement, and it should be treated as such.</w:t>
             </w:r>
           </w:p>
         </w:tc>
@@ -7027,7 +7027,7 @@
           </w:tcPr>
           <w:p>
             <w:r>
-              <w:t>3.6.11-P9</w:t>
+              <w:t>3.6.10-P2</w:t>
             </w:r>
           </w:p>
         </w:tc>
@@ -7037,7 +7037,7 @@
           </w:tcPr>
           <w:p>
             <w:r>
-              <w:t>3.6.11</w:t>
+              <w:t>3.6.10</w:t>
             </w:r>
           </w:p>
         </w:tc>
@@ -7047,7 +7047,7 @@
           </w:tcPr>
           <w:p>
             <w:r>
-              <w:t>frcs</w:t>
+              <w:t>mrcs</w:t>
             </w:r>
           </w:p>
         </w:tc>
@@ -7057,7 +7057,7 @@
           </w:tcPr>
           <w:p>
             <w:r>
-              <w:t>Measure residual extrusion postoperatively as the available proxy for restored function.</w:t>
+              <w:t>Read extrusion as a sign of hoop failure and look for the cause.</w:t>
             </w:r>
           </w:p>
         </w:tc>
@@ -7093,7 +7093,7 @@
           </w:tcPr>
           <w:p>
             <w:r>
-              <w:t>3.6.11-P10</w:t>
+              <w:t>3.6.10-P3</w:t>
             </w:r>
           </w:p>
         </w:tc>
@@ -7103,7 +7103,7 @@
           </w:tcPr>
           <w:p>
             <w:r>
-              <w:t>3.6.11</w:t>
+              <w:t>3.6.10</w:t>
             </w:r>
           </w:p>
         </w:tc>
@@ -7113,7 +7113,7 @@
           </w:tcPr>
           <w:p>
             <w:r>
-              <w:t>frcs</w:t>
+              <w:t>mrcs</w:t>
             </w:r>
           </w:p>
         </w:tc>
@@ -7123,7 +7123,7 @@
           </w:tcPr>
           <w:p>
             <w:r>
-              <w:t>- The footprint centre must be restored to restore the direction of tension.</w:t>
+              <w:t>Expect supine imaging to underestimate it, and consider loaded imaging where it matters.</w:t>
             </w:r>
           </w:p>
         </w:tc>
@@ -7159,7 +7159,7 @@
           </w:tcPr>
           <w:p>
             <w:r>
-              <w:t>3.6.12-P1</w:t>
+              <w:t>3.6.10-P4</w:t>
             </w:r>
           </w:p>
         </w:tc>
@@ -7169,7 +7169,7 @@
           </w:tcPr>
           <w:p>
             <w:r>
-              <w:t>3.6.12</w:t>
+              <w:t>3.6.10</w:t>
             </w:r>
           </w:p>
         </w:tc>
@@ -7189,7 +7189,7 @@
           </w:tcPr>
           <w:p>
             <w:r>
-              <w:t>Repair of a radial tear requires the construct to carry hoop tension across the tear until healing, which is a larger demand than a longitudinal repair.</w:t>
+              <w:t>Treat the 3 millimetre figure as a convention rather than a boundary.</w:t>
             </w:r>
           </w:p>
         </w:tc>
@@ -7225,7 +7225,7 @@
           </w:tcPr>
           <w:p>
             <w:r>
-              <w:t>3.6.12-P2</w:t>
+              <w:t>3.6.10-P5</w:t>
             </w:r>
           </w:p>
         </w:tc>
@@ -7235,7 +7235,7 @@
           </w:tcPr>
           <w:p>
             <w:r>
-              <w:t>3.6.12</w:t>
+              <w:t>3.6.10</w:t>
             </w:r>
           </w:p>
         </w:tc>
@@ -7255,7 +7255,7 @@
           </w:tcPr>
           <w:p>
             <w:r>
-              <w:t>Assess the depth towards the rim rather than the length of a radial tear.</w:t>
+              <w:t>Expect less extrusion laterally, given the meniscofemoral attachments.</w:t>
             </w:r>
           </w:p>
         </w:tc>
@@ -7291,7 +7291,7 @@
           </w:tcPr>
           <w:p>
             <w:r>
-              <w:t>3.6.12-P3</w:t>
+              <w:t>3.6.10-P6</w:t>
             </w:r>
           </w:p>
         </w:tc>
@@ -7301,7 +7301,7 @@
           </w:tcPr>
           <w:p>
             <w:r>
-              <w:t>3.6.12</w:t>
+              <w:t>3.6.10</w:t>
             </w:r>
           </w:p>
         </w:tc>
@@ -7311,7 +7311,7 @@
           </w:tcPr>
           <w:p>
             <w:r>
-              <w:t>mrcs</w:t>
+              <w:t>frcs</w:t>
             </w:r>
           </w:p>
         </w:tc>
@@ -7321,7 +7321,7 @@
           </w:tcPr>
           <w:p>
             <w:r>
-              <w:t>Treat a complete radial tear as mechanically equivalent to a root tear.</w:t>
+              <w:t>Treat extrusion as the outcome measure for whether a meniscus is working, in a field with no direct measurement of function.</w:t>
             </w:r>
           </w:p>
         </w:tc>
@@ -7357,7 +7357,7 @@
           </w:tcPr>
           <w:p>
             <w:r>
-              <w:t>3.6.12-P4</w:t>
+              <w:t>3.6.10-P7</w:t>
             </w:r>
           </w:p>
         </w:tc>
@@ -7367,7 +7367,7 @@
           </w:tcPr>
           <w:p>
             <w:r>
-              <w:t>3.6.12</w:t>
+              <w:t>3.6.10</w:t>
             </w:r>
           </w:p>
         </w:tc>
@@ -7377,7 +7377,7 @@
           </w:tcPr>
           <w:p>
             <w:r>
-              <w:t>mrcs</w:t>
+              <w:t>frcs</w:t>
             </w:r>
           </w:p>
         </w:tc>
@@ -7387,7 +7387,7 @@
           </w:tcPr>
           <w:p>
             <w:r>
-              <w:t>Expect a radial repair to make larger demands of the construct than a longitudinal one.</w:t>
+              <w:t>Measure extrusion before and after meniscal surgery as the available proxy for function.</w:t>
             </w:r>
           </w:p>
         </w:tc>
@@ -7423,7 +7423,7 @@
           </w:tcPr>
           <w:p>
             <w:r>
-              <w:t>3.6.12-P5</w:t>
+              <w:t>3.6.10-P8</w:t>
             </w:r>
           </w:p>
         </w:tc>
@@ -7433,7 +7433,7 @@
           </w:tcPr>
           <w:p>
             <w:r>
-              <w:t>3.6.12</w:t>
+              <w:t>3.6.10</w:t>
             </w:r>
           </w:p>
         </w:tc>
@@ -7453,7 +7453,7 @@
           </w:tcPr>
           <w:p>
             <w:r>
-              <w:t>Treat the radial tear as the pattern where the repair decision has the most mechanical consequence and the least reliable healing.</w:t>
+              <w:t>Read persisting extrusion after root repair as the hoop not having been restored.</w:t>
             </w:r>
           </w:p>
         </w:tc>
@@ -7489,7 +7489,7 @@
           </w:tcPr>
           <w:p>
             <w:r>
-              <w:t>3.6.12-P6</w:t>
+              <w:t>3.6.10-P9</w:t>
             </w:r>
           </w:p>
         </w:tc>
@@ -7499,7 +7499,7 @@
           </w:tcPr>
           <w:p>
             <w:r>
-              <w:t>3.6.12</w:t>
+              <w:t>3.6.10</w:t>
             </w:r>
           </w:p>
         </w:tc>
@@ -7519,7 +7519,7 @@
           </w:tcPr>
           <w:p>
             <w:r>
-              <w:t>Protect load after a radial repair, since the construct carries the tension.</w:t>
+              <w:t>Correct alignment, or a restored meniscus will extrude again.</w:t>
             </w:r>
           </w:p>
         </w:tc>
@@ -7555,7 +7555,7 @@
           </w:tcPr>
           <w:p>
             <w:r>
-              <w:t>3.6.13-P1</w:t>
+              <w:t>3.6.10-P10</w:t>
             </w:r>
           </w:p>
         </w:tc>
@@ -7565,7 +7565,7 @@
           </w:tcPr>
           <w:p>
             <w:r>
-              <w:t>3.6.13</w:t>
+              <w:t>3.6.10</w:t>
             </w:r>
           </w:p>
         </w:tc>
@@ -7575,7 +7575,7 @@
           </w:tcPr>
           <w:p>
             <w:r>
-              <w:t>medical_student</w:t>
+              <w:t>frcs</w:t>
             </w:r>
           </w:p>
         </w:tc>
@@ -7585,7 +7585,7 @@
           </w:tcPr>
           <w:p>
             <w:r>
-              <w:t>Repair is preferred to resection because it preserves the load path, and the construct is what makes that possible.</w:t>
+              <w:t>Prefer loaded imaging where the measurement will change a decision.</w:t>
             </w:r>
           </w:p>
         </w:tc>
@@ -7621,7 +7621,7 @@
           </w:tcPr>
           <w:p>
             <w:r>
-              <w:t>3.6.13-P2</w:t>
+              <w:t>3.6.11-P1</w:t>
             </w:r>
           </w:p>
         </w:tc>
@@ -7631,7 +7631,7 @@
           </w:tcPr>
           <w:p>
             <w:r>
-              <w:t>3.6.13</w:t>
+              <w:t>3.6.11</w:t>
             </w:r>
           </w:p>
         </w:tc>
@@ -7641,7 +7641,7 @@
           </w:tcPr>
           <w:p>
             <w:r>
-              <w:t>mrcs</w:t>
+              <w:t>medical_student</w:t>
             </w:r>
           </w:p>
         </w:tc>
@@ -7651,7 +7651,7 @@
           </w:tcPr>
           <w:p>
             <w:r>
-              <w:t>Treat biological augmentation as addressing healing rather than fixation.</w:t>
+              <w:t>Repair aims to restore the anchor, so position matters as much as strength.</w:t>
             </w:r>
           </w:p>
         </w:tc>
@@ -7687,7 +7687,7 @@
           </w:tcPr>
           <w:p>
             <w:r>
-              <w:t>3.6.13-P3</w:t>
+              <w:t>3.6.11-P2</w:t>
             </w:r>
           </w:p>
         </w:tc>
@@ -7697,7 +7697,7 @@
           </w:tcPr>
           <w:p>
             <w:r>
-              <w:t>3.6.13</w:t>
+              <w:t>3.6.11</w:t>
             </w:r>
           </w:p>
         </w:tc>
@@ -7707,7 +7707,7 @@
           </w:tcPr>
           <w:p>
             <w:r>
-              <w:t>frcs</w:t>
+              <w:t>mrcs</w:t>
             </w:r>
           </w:p>
         </w:tc>
@@ -7717,7 +7717,7 @@
           </w:tcPr>
           <w:p>
             <w:r>
-              <w:t>Treat the construct as one of three requirements, alongside tissue capable of healing and a mechanical environment that lets it.</w:t>
+              <w:t>Compare a root tear against total meniscectomy rather than against partial resection.</w:t>
             </w:r>
           </w:p>
         </w:tc>
@@ -7753,7 +7753,7 @@
           </w:tcPr>
           <w:p>
             <w:r>
-              <w:t>3.6.13-P4</w:t>
+              <w:t>3.6.11-P3</w:t>
             </w:r>
           </w:p>
         </w:tc>
@@ -7763,7 +7763,7 @@
           </w:tcPr>
           <w:p>
             <w:r>
-              <w:t>3.6.13</w:t>
+              <w:t>3.6.11</w:t>
             </w:r>
           </w:p>
         </w:tc>
@@ -7773,7 +7773,7 @@
           </w:tcPr>
           <w:p>
             <w:r>
-              <w:t>fellowship</w:t>
+              <w:t>mrcs</w:t>
             </w:r>
           </w:p>
         </w:tc>
@@ -7783,7 +7783,7 @@
           </w:tcPr>
           <w:p>
             <w:r>
-              <w:t>Identify which requirement is failing before deciding whether to repair at all.</w:t>
+              <w:t>Expect a medial posterior root tear to behave worse than a lateral one.</w:t>
             </w:r>
           </w:p>
         </w:tc>
@@ -7819,7 +7819,7 @@
           </w:tcPr>
           <w:p>
             <w:r>
-              <w:t>3.6.14-P1</w:t>
+              <w:t>3.6.11-P4</w:t>
             </w:r>
           </w:p>
         </w:tc>
@@ -7829,7 +7829,7 @@
           </w:tcPr>
           <w:p>
             <w:r>
-              <w:t>3.6.14</w:t>
+              <w:t>3.6.11</w:t>
             </w:r>
           </w:p>
         </w:tc>
@@ -7849,7 +7849,7 @@
           </w:tcPr>
           <w:p>
             <w:r>
-              <w:t>Expect contact mechanics to improve towards normal rather than reach it.</w:t>
+              <w:t>Use extrusion as the imaging sign that the mechanism has failed.</w:t>
             </w:r>
           </w:p>
         </w:tc>
@@ -7885,7 +7885,7 @@
           </w:tcPr>
           <w:p>
             <w:r>
-              <w:t>3.6.14-P2</w:t>
+              <w:t>3.6.11-P5</w:t>
             </w:r>
           </w:p>
         </w:tc>
@@ -7895,7 +7895,7 @@
           </w:tcPr>
           <w:p>
             <w:r>
-              <w:t>3.6.14</w:t>
+              <w:t>3.6.11</w:t>
             </w:r>
           </w:p>
         </w:tc>
@@ -7915,7 +7915,7 @@
           </w:tcPr>
           <w:p>
             <w:r>
-              <w:t>Treat transplantation as an area restoring operation with a partial tension restoring effect, and judge it on that rather than on being a meniscus replacement.</w:t>
+              <w:t>Treat root repair as a joint preservation operation rather than a symptom operation, because the mechanical case is about what happens next rather than about pain now.</w:t>
             </w:r>
           </w:p>
         </w:tc>
@@ -7951,7 +7951,7 @@
           </w:tcPr>
           <w:p>
             <w:r>
-              <w:t>3.6.14-P3</w:t>
+              <w:t>3.6.11-P6</w:t>
             </w:r>
           </w:p>
         </w:tc>
@@ -7961,7 +7961,7 @@
           </w:tcPr>
           <w:p>
             <w:r>
-              <w:t>3.6.14</w:t>
+              <w:t>3.6.11</w:t>
             </w:r>
           </w:p>
         </w:tc>
@@ -7971,7 +7971,7 @@
           </w:tcPr>
           <w:p>
             <w:r>
-              <w:t>fellowship</w:t>
+              <w:t>frcs</w:t>
             </w:r>
           </w:p>
         </w:tc>
@@ -7981,7 +7981,7 @@
           </w:tcPr>
           <w:p>
             <w:r>
-              <w:t>Address alignment and instability first or simultaneously rather than afterwards.</w:t>
+              <w:t>Repair position relative to the native footprint centre.</w:t>
             </w:r>
           </w:p>
         </w:tc>
@@ -8017,7 +8017,1723 @@
           </w:tcPr>
           <w:p>
             <w:r>
+              <w:t>3.6.11-P7</w:t>
+            </w:r>
+          </w:p>
+        </w:tc>
+        <w:tc>
+          <w:tcPr>
+            <w:tcW w:type="dxa" w:w="706"/>
+          </w:tcPr>
+          <w:p>
+            <w:r>
+              <w:t>3.6.11</w:t>
+            </w:r>
+          </w:p>
+        </w:tc>
+        <w:tc>
+          <w:tcPr>
+            <w:tcW w:type="dxa" w:w="988"/>
+          </w:tcPr>
+          <w:p>
+            <w:r>
+              <w:t>frcs</w:t>
+            </w:r>
+          </w:p>
+        </w:tc>
+        <w:tc>
+          <w:tcPr>
+            <w:tcW w:type="dxa" w:w="5927"/>
+          </w:tcPr>
+          <w:p>
+            <w:r>
+              <w:t>Alignment correction, which sets the load the repair must carry.</w:t>
+            </w:r>
+          </w:p>
+        </w:tc>
+        <w:tc>
+          <w:tcPr>
+            <w:tcW w:type="dxa" w:w="1411"/>
+          </w:tcPr>
+          <w:p>
+            <w:r/>
+          </w:p>
+        </w:tc>
+        <w:tc>
+          <w:tcPr>
+            <w:tcW w:type="dxa" w:w="1835"/>
+          </w:tcPr>
+          <w:p>
+            <w:r/>
+          </w:p>
+        </w:tc>
+        <w:tc>
+          <w:tcPr>
+            <w:tcW w:type="dxa" w:w="2258"/>
+          </w:tcPr>
+          <w:p>
+            <w:r/>
+          </w:p>
+        </w:tc>
+      </w:tr>
+      <w:tr>
+        <w:tc>
+          <w:tcPr>
+            <w:tcW w:type="dxa" w:w="988"/>
+          </w:tcPr>
+          <w:p>
+            <w:r>
+              <w:t>3.6.11-P8</w:t>
+            </w:r>
+          </w:p>
+        </w:tc>
+        <w:tc>
+          <w:tcPr>
+            <w:tcW w:type="dxa" w:w="706"/>
+          </w:tcPr>
+          <w:p>
+            <w:r>
+              <w:t>3.6.11</w:t>
+            </w:r>
+          </w:p>
+        </w:tc>
+        <w:tc>
+          <w:tcPr>
+            <w:tcW w:type="dxa" w:w="988"/>
+          </w:tcPr>
+          <w:p>
+            <w:r>
+              <w:t>frcs</w:t>
+            </w:r>
+          </w:p>
+        </w:tc>
+        <w:tc>
+          <w:tcPr>
+            <w:tcW w:type="dxa" w:w="5927"/>
+          </w:tcPr>
+          <w:p>
+            <w:r>
+              <w:t>Repair anatomically to the footprint centre, since direction of tension depends on it.</w:t>
+            </w:r>
+          </w:p>
+        </w:tc>
+        <w:tc>
+          <w:tcPr>
+            <w:tcW w:type="dxa" w:w="1411"/>
+          </w:tcPr>
+          <w:p>
+            <w:r/>
+          </w:p>
+        </w:tc>
+        <w:tc>
+          <w:tcPr>
+            <w:tcW w:type="dxa" w:w="1835"/>
+          </w:tcPr>
+          <w:p>
+            <w:r/>
+          </w:p>
+        </w:tc>
+        <w:tc>
+          <w:tcPr>
+            <w:tcW w:type="dxa" w:w="2258"/>
+          </w:tcPr>
+          <w:p>
+            <w:r/>
+          </w:p>
+        </w:tc>
+      </w:tr>
+      <w:tr>
+        <w:tc>
+          <w:tcPr>
+            <w:tcW w:type="dxa" w:w="988"/>
+          </w:tcPr>
+          <w:p>
+            <w:r>
+              <w:t>3.6.11-P9</w:t>
+            </w:r>
+          </w:p>
+        </w:tc>
+        <w:tc>
+          <w:tcPr>
+            <w:tcW w:type="dxa" w:w="706"/>
+          </w:tcPr>
+          <w:p>
+            <w:r>
+              <w:t>3.6.11</w:t>
+            </w:r>
+          </w:p>
+        </w:tc>
+        <w:tc>
+          <w:tcPr>
+            <w:tcW w:type="dxa" w:w="988"/>
+          </w:tcPr>
+          <w:p>
+            <w:r>
+              <w:t>frcs</w:t>
+            </w:r>
+          </w:p>
+        </w:tc>
+        <w:tc>
+          <w:tcPr>
+            <w:tcW w:type="dxa" w:w="5927"/>
+          </w:tcPr>
+          <w:p>
+            <w:r>
+              <w:t>Assess and correct alignment alongside a root repair in a varus limb.</w:t>
+            </w:r>
+          </w:p>
+        </w:tc>
+        <w:tc>
+          <w:tcPr>
+            <w:tcW w:type="dxa" w:w="1411"/>
+          </w:tcPr>
+          <w:p>
+            <w:r/>
+          </w:p>
+        </w:tc>
+        <w:tc>
+          <w:tcPr>
+            <w:tcW w:type="dxa" w:w="1835"/>
+          </w:tcPr>
+          <w:p>
+            <w:r/>
+          </w:p>
+        </w:tc>
+        <w:tc>
+          <w:tcPr>
+            <w:tcW w:type="dxa" w:w="2258"/>
+          </w:tcPr>
+          <w:p>
+            <w:r/>
+          </w:p>
+        </w:tc>
+      </w:tr>
+      <w:tr>
+        <w:tc>
+          <w:tcPr>
+            <w:tcW w:type="dxa" w:w="988"/>
+          </w:tcPr>
+          <w:p>
+            <w:r>
+              <w:t>3.6.11-P10</w:t>
+            </w:r>
+          </w:p>
+        </w:tc>
+        <w:tc>
+          <w:tcPr>
+            <w:tcW w:type="dxa" w:w="706"/>
+          </w:tcPr>
+          <w:p>
+            <w:r>
+              <w:t>3.6.11</w:t>
+            </w:r>
+          </w:p>
+        </w:tc>
+        <w:tc>
+          <w:tcPr>
+            <w:tcW w:type="dxa" w:w="988"/>
+          </w:tcPr>
+          <w:p>
+            <w:r>
+              <w:t>frcs</w:t>
+            </w:r>
+          </w:p>
+        </w:tc>
+        <w:tc>
+          <w:tcPr>
+            <w:tcW w:type="dxa" w:w="5927"/>
+          </w:tcPr>
+          <w:p>
+            <w:r>
+              <w:t>Measure residual extrusion postoperatively as the available proxy for restored function.</w:t>
+            </w:r>
+          </w:p>
+        </w:tc>
+        <w:tc>
+          <w:tcPr>
+            <w:tcW w:type="dxa" w:w="1411"/>
+          </w:tcPr>
+          <w:p>
+            <w:r/>
+          </w:p>
+        </w:tc>
+        <w:tc>
+          <w:tcPr>
+            <w:tcW w:type="dxa" w:w="1835"/>
+          </w:tcPr>
+          <w:p>
+            <w:r/>
+          </w:p>
+        </w:tc>
+        <w:tc>
+          <w:tcPr>
+            <w:tcW w:type="dxa" w:w="2258"/>
+          </w:tcPr>
+          <w:p>
+            <w:r/>
+          </w:p>
+        </w:tc>
+      </w:tr>
+      <w:tr>
+        <w:tc>
+          <w:tcPr>
+            <w:tcW w:type="dxa" w:w="988"/>
+          </w:tcPr>
+          <w:p>
+            <w:r>
+              <w:t>3.6.11-P11</w:t>
+            </w:r>
+          </w:p>
+        </w:tc>
+        <w:tc>
+          <w:tcPr>
+            <w:tcW w:type="dxa" w:w="706"/>
+          </w:tcPr>
+          <w:p>
+            <w:r>
+              <w:t>3.6.11</w:t>
+            </w:r>
+          </w:p>
+        </w:tc>
+        <w:tc>
+          <w:tcPr>
+            <w:tcW w:type="dxa" w:w="988"/>
+          </w:tcPr>
+          <w:p>
+            <w:r>
+              <w:t>frcs</w:t>
+            </w:r>
+          </w:p>
+        </w:tc>
+        <w:tc>
+          <w:tcPr>
+            <w:tcW w:type="dxa" w:w="5927"/>
+          </w:tcPr>
+          <w:p>
+            <w:r>
+              <w:t>- The footprint centre must be restored to restore the direction of tension.</w:t>
+            </w:r>
+          </w:p>
+        </w:tc>
+        <w:tc>
+          <w:tcPr>
+            <w:tcW w:type="dxa" w:w="1411"/>
+          </w:tcPr>
+          <w:p>
+            <w:r/>
+          </w:p>
+        </w:tc>
+        <w:tc>
+          <w:tcPr>
+            <w:tcW w:type="dxa" w:w="1835"/>
+          </w:tcPr>
+          <w:p>
+            <w:r/>
+          </w:p>
+        </w:tc>
+        <w:tc>
+          <w:tcPr>
+            <w:tcW w:type="dxa" w:w="2258"/>
+          </w:tcPr>
+          <w:p>
+            <w:r/>
+          </w:p>
+        </w:tc>
+      </w:tr>
+      <w:tr>
+        <w:tc>
+          <w:tcPr>
+            <w:tcW w:type="dxa" w:w="988"/>
+          </w:tcPr>
+          <w:p>
+            <w:r>
+              <w:t>3.6.12-P1</w:t>
+            </w:r>
+          </w:p>
+        </w:tc>
+        <w:tc>
+          <w:tcPr>
+            <w:tcW w:type="dxa" w:w="706"/>
+          </w:tcPr>
+          <w:p>
+            <w:r>
+              <w:t>3.6.12</w:t>
+            </w:r>
+          </w:p>
+        </w:tc>
+        <w:tc>
+          <w:tcPr>
+            <w:tcW w:type="dxa" w:w="988"/>
+          </w:tcPr>
+          <w:p>
+            <w:r>
+              <w:t>mrcs</w:t>
+            </w:r>
+          </w:p>
+        </w:tc>
+        <w:tc>
+          <w:tcPr>
+            <w:tcW w:type="dxa" w:w="5927"/>
+          </w:tcPr>
+          <w:p>
+            <w:r>
+              <w:t>Repair of a radial tear requires the construct to carry hoop tension across the tear until healing, which is a larger demand than a longitudinal repair.</w:t>
+            </w:r>
+          </w:p>
+        </w:tc>
+        <w:tc>
+          <w:tcPr>
+            <w:tcW w:type="dxa" w:w="1411"/>
+          </w:tcPr>
+          <w:p>
+            <w:r/>
+          </w:p>
+        </w:tc>
+        <w:tc>
+          <w:tcPr>
+            <w:tcW w:type="dxa" w:w="1835"/>
+          </w:tcPr>
+          <w:p>
+            <w:r/>
+          </w:p>
+        </w:tc>
+        <w:tc>
+          <w:tcPr>
+            <w:tcW w:type="dxa" w:w="2258"/>
+          </w:tcPr>
+          <w:p>
+            <w:r/>
+          </w:p>
+        </w:tc>
+      </w:tr>
+      <w:tr>
+        <w:tc>
+          <w:tcPr>
+            <w:tcW w:type="dxa" w:w="988"/>
+          </w:tcPr>
+          <w:p>
+            <w:r>
+              <w:t>3.6.12-P2</w:t>
+            </w:r>
+          </w:p>
+        </w:tc>
+        <w:tc>
+          <w:tcPr>
+            <w:tcW w:type="dxa" w:w="706"/>
+          </w:tcPr>
+          <w:p>
+            <w:r>
+              <w:t>3.6.12</w:t>
+            </w:r>
+          </w:p>
+        </w:tc>
+        <w:tc>
+          <w:tcPr>
+            <w:tcW w:type="dxa" w:w="988"/>
+          </w:tcPr>
+          <w:p>
+            <w:r>
+              <w:t>mrcs</w:t>
+            </w:r>
+          </w:p>
+        </w:tc>
+        <w:tc>
+          <w:tcPr>
+            <w:tcW w:type="dxa" w:w="5927"/>
+          </w:tcPr>
+          <w:p>
+            <w:r>
+              <w:t>Assess the depth towards the rim rather than the length of a radial tear.</w:t>
+            </w:r>
+          </w:p>
+        </w:tc>
+        <w:tc>
+          <w:tcPr>
+            <w:tcW w:type="dxa" w:w="1411"/>
+          </w:tcPr>
+          <w:p>
+            <w:r/>
+          </w:p>
+        </w:tc>
+        <w:tc>
+          <w:tcPr>
+            <w:tcW w:type="dxa" w:w="1835"/>
+          </w:tcPr>
+          <w:p>
+            <w:r/>
+          </w:p>
+        </w:tc>
+        <w:tc>
+          <w:tcPr>
+            <w:tcW w:type="dxa" w:w="2258"/>
+          </w:tcPr>
+          <w:p>
+            <w:r/>
+          </w:p>
+        </w:tc>
+      </w:tr>
+      <w:tr>
+        <w:tc>
+          <w:tcPr>
+            <w:tcW w:type="dxa" w:w="988"/>
+          </w:tcPr>
+          <w:p>
+            <w:r>
+              <w:t>3.6.12-P3</w:t>
+            </w:r>
+          </w:p>
+        </w:tc>
+        <w:tc>
+          <w:tcPr>
+            <w:tcW w:type="dxa" w:w="706"/>
+          </w:tcPr>
+          <w:p>
+            <w:r>
+              <w:t>3.6.12</w:t>
+            </w:r>
+          </w:p>
+        </w:tc>
+        <w:tc>
+          <w:tcPr>
+            <w:tcW w:type="dxa" w:w="988"/>
+          </w:tcPr>
+          <w:p>
+            <w:r>
+              <w:t>mrcs</w:t>
+            </w:r>
+          </w:p>
+        </w:tc>
+        <w:tc>
+          <w:tcPr>
+            <w:tcW w:type="dxa" w:w="5927"/>
+          </w:tcPr>
+          <w:p>
+            <w:r>
+              <w:t>Treat a complete radial tear as mechanically equivalent to a root tear.</w:t>
+            </w:r>
+          </w:p>
+        </w:tc>
+        <w:tc>
+          <w:tcPr>
+            <w:tcW w:type="dxa" w:w="1411"/>
+          </w:tcPr>
+          <w:p>
+            <w:r/>
+          </w:p>
+        </w:tc>
+        <w:tc>
+          <w:tcPr>
+            <w:tcW w:type="dxa" w:w="1835"/>
+          </w:tcPr>
+          <w:p>
+            <w:r/>
+          </w:p>
+        </w:tc>
+        <w:tc>
+          <w:tcPr>
+            <w:tcW w:type="dxa" w:w="2258"/>
+          </w:tcPr>
+          <w:p>
+            <w:r/>
+          </w:p>
+        </w:tc>
+      </w:tr>
+      <w:tr>
+        <w:tc>
+          <w:tcPr>
+            <w:tcW w:type="dxa" w:w="988"/>
+          </w:tcPr>
+          <w:p>
+            <w:r>
+              <w:t>3.6.12-P4</w:t>
+            </w:r>
+          </w:p>
+        </w:tc>
+        <w:tc>
+          <w:tcPr>
+            <w:tcW w:type="dxa" w:w="706"/>
+          </w:tcPr>
+          <w:p>
+            <w:r>
+              <w:t>3.6.12</w:t>
+            </w:r>
+          </w:p>
+        </w:tc>
+        <w:tc>
+          <w:tcPr>
+            <w:tcW w:type="dxa" w:w="988"/>
+          </w:tcPr>
+          <w:p>
+            <w:r>
+              <w:t>mrcs</w:t>
+            </w:r>
+          </w:p>
+        </w:tc>
+        <w:tc>
+          <w:tcPr>
+            <w:tcW w:type="dxa" w:w="5927"/>
+          </w:tcPr>
+          <w:p>
+            <w:r>
+              <w:t>Expect a radial repair to make larger demands of the construct than a longitudinal one.</w:t>
+            </w:r>
+          </w:p>
+        </w:tc>
+        <w:tc>
+          <w:tcPr>
+            <w:tcW w:type="dxa" w:w="1411"/>
+          </w:tcPr>
+          <w:p>
+            <w:r/>
+          </w:p>
+        </w:tc>
+        <w:tc>
+          <w:tcPr>
+            <w:tcW w:type="dxa" w:w="1835"/>
+          </w:tcPr>
+          <w:p>
+            <w:r/>
+          </w:p>
+        </w:tc>
+        <w:tc>
+          <w:tcPr>
+            <w:tcW w:type="dxa" w:w="2258"/>
+          </w:tcPr>
+          <w:p>
+            <w:r/>
+          </w:p>
+        </w:tc>
+      </w:tr>
+      <w:tr>
+        <w:tc>
+          <w:tcPr>
+            <w:tcW w:type="dxa" w:w="988"/>
+          </w:tcPr>
+          <w:p>
+            <w:r>
+              <w:t>3.6.12-P5</w:t>
+            </w:r>
+          </w:p>
+        </w:tc>
+        <w:tc>
+          <w:tcPr>
+            <w:tcW w:type="dxa" w:w="706"/>
+          </w:tcPr>
+          <w:p>
+            <w:r>
+              <w:t>3.6.12</w:t>
+            </w:r>
+          </w:p>
+        </w:tc>
+        <w:tc>
+          <w:tcPr>
+            <w:tcW w:type="dxa" w:w="988"/>
+          </w:tcPr>
+          <w:p>
+            <w:r>
+              <w:t>frcs</w:t>
+            </w:r>
+          </w:p>
+        </w:tc>
+        <w:tc>
+          <w:tcPr>
+            <w:tcW w:type="dxa" w:w="5927"/>
+          </w:tcPr>
+          <w:p>
+            <w:r>
+              <w:t>Treat the radial tear as the pattern where the repair decision has the most mechanical consequence and the least reliable healing.</w:t>
+            </w:r>
+          </w:p>
+        </w:tc>
+        <w:tc>
+          <w:tcPr>
+            <w:tcW w:type="dxa" w:w="1411"/>
+          </w:tcPr>
+          <w:p>
+            <w:r/>
+          </w:p>
+        </w:tc>
+        <w:tc>
+          <w:tcPr>
+            <w:tcW w:type="dxa" w:w="1835"/>
+          </w:tcPr>
+          <w:p>
+            <w:r/>
+          </w:p>
+        </w:tc>
+        <w:tc>
+          <w:tcPr>
+            <w:tcW w:type="dxa" w:w="2258"/>
+          </w:tcPr>
+          <w:p>
+            <w:r/>
+          </w:p>
+        </w:tc>
+      </w:tr>
+      <w:tr>
+        <w:tc>
+          <w:tcPr>
+            <w:tcW w:type="dxa" w:w="988"/>
+          </w:tcPr>
+          <w:p>
+            <w:r>
+              <w:t>3.6.12-P6</w:t>
+            </w:r>
+          </w:p>
+        </w:tc>
+        <w:tc>
+          <w:tcPr>
+            <w:tcW w:type="dxa" w:w="706"/>
+          </w:tcPr>
+          <w:p>
+            <w:r>
+              <w:t>3.6.12</w:t>
+            </w:r>
+          </w:p>
+        </w:tc>
+        <w:tc>
+          <w:tcPr>
+            <w:tcW w:type="dxa" w:w="988"/>
+          </w:tcPr>
+          <w:p>
+            <w:r>
+              <w:t>frcs</w:t>
+            </w:r>
+          </w:p>
+        </w:tc>
+        <w:tc>
+          <w:tcPr>
+            <w:tcW w:type="dxa" w:w="5927"/>
+          </w:tcPr>
+          <w:p>
+            <w:r>
+              <w:t>Protect load after a radial repair, since the construct carries the tension.</w:t>
+            </w:r>
+          </w:p>
+        </w:tc>
+        <w:tc>
+          <w:tcPr>
+            <w:tcW w:type="dxa" w:w="1411"/>
+          </w:tcPr>
+          <w:p>
+            <w:r/>
+          </w:p>
+        </w:tc>
+        <w:tc>
+          <w:tcPr>
+            <w:tcW w:type="dxa" w:w="1835"/>
+          </w:tcPr>
+          <w:p>
+            <w:r/>
+          </w:p>
+        </w:tc>
+        <w:tc>
+          <w:tcPr>
+            <w:tcW w:type="dxa" w:w="2258"/>
+          </w:tcPr>
+          <w:p>
+            <w:r/>
+          </w:p>
+        </w:tc>
+      </w:tr>
+      <w:tr>
+        <w:tc>
+          <w:tcPr>
+            <w:tcW w:type="dxa" w:w="988"/>
+          </w:tcPr>
+          <w:p>
+            <w:r>
+              <w:t>3.6.12-P7</w:t>
+            </w:r>
+          </w:p>
+        </w:tc>
+        <w:tc>
+          <w:tcPr>
+            <w:tcW w:type="dxa" w:w="706"/>
+          </w:tcPr>
+          <w:p>
+            <w:r>
+              <w:t>3.6.12</w:t>
+            </w:r>
+          </w:p>
+        </w:tc>
+        <w:tc>
+          <w:tcPr>
+            <w:tcW w:type="dxa" w:w="988"/>
+          </w:tcPr>
+          <w:p>
+            <w:r>
+              <w:t>frcs</w:t>
+            </w:r>
+          </w:p>
+        </w:tc>
+        <w:tc>
+          <w:tcPr>
+            <w:tcW w:type="dxa" w:w="5927"/>
+          </w:tcPr>
+          <w:p>
+            <w:r>
+              <w:t>Correct alignment where the construct would otherwise carry an excessive tension.</w:t>
+            </w:r>
+          </w:p>
+        </w:tc>
+        <w:tc>
+          <w:tcPr>
+            <w:tcW w:type="dxa" w:w="1411"/>
+          </w:tcPr>
+          <w:p>
+            <w:r/>
+          </w:p>
+        </w:tc>
+        <w:tc>
+          <w:tcPr>
+            <w:tcW w:type="dxa" w:w="1835"/>
+          </w:tcPr>
+          <w:p>
+            <w:r/>
+          </w:p>
+        </w:tc>
+        <w:tc>
+          <w:tcPr>
+            <w:tcW w:type="dxa" w:w="2258"/>
+          </w:tcPr>
+          <w:p>
+            <w:r/>
+          </w:p>
+        </w:tc>
+      </w:tr>
+      <w:tr>
+        <w:tc>
+          <w:tcPr>
+            <w:tcW w:type="dxa" w:w="988"/>
+          </w:tcPr>
+          <w:p>
+            <w:r>
+              <w:t>3.6.13-P1</w:t>
+            </w:r>
+          </w:p>
+        </w:tc>
+        <w:tc>
+          <w:tcPr>
+            <w:tcW w:type="dxa" w:w="706"/>
+          </w:tcPr>
+          <w:p>
+            <w:r>
+              <w:t>3.6.13</w:t>
+            </w:r>
+          </w:p>
+        </w:tc>
+        <w:tc>
+          <w:tcPr>
+            <w:tcW w:type="dxa" w:w="988"/>
+          </w:tcPr>
+          <w:p>
+            <w:r>
+              <w:t>medical_student</w:t>
+            </w:r>
+          </w:p>
+        </w:tc>
+        <w:tc>
+          <w:tcPr>
+            <w:tcW w:type="dxa" w:w="5927"/>
+          </w:tcPr>
+          <w:p>
+            <w:r>
+              <w:t>Repair is preferred to resection because it preserves the load path, and the construct is what makes that possible.</w:t>
+            </w:r>
+          </w:p>
+        </w:tc>
+        <w:tc>
+          <w:tcPr>
+            <w:tcW w:type="dxa" w:w="1411"/>
+          </w:tcPr>
+          <w:p>
+            <w:r/>
+          </w:p>
+        </w:tc>
+        <w:tc>
+          <w:tcPr>
+            <w:tcW w:type="dxa" w:w="1835"/>
+          </w:tcPr>
+          <w:p>
+            <w:r/>
+          </w:p>
+        </w:tc>
+        <w:tc>
+          <w:tcPr>
+            <w:tcW w:type="dxa" w:w="2258"/>
+          </w:tcPr>
+          <w:p>
+            <w:r/>
+          </w:p>
+        </w:tc>
+      </w:tr>
+      <w:tr>
+        <w:tc>
+          <w:tcPr>
+            <w:tcW w:type="dxa" w:w="988"/>
+          </w:tcPr>
+          <w:p>
+            <w:r>
+              <w:t>3.6.13-P2</w:t>
+            </w:r>
+          </w:p>
+        </w:tc>
+        <w:tc>
+          <w:tcPr>
+            <w:tcW w:type="dxa" w:w="706"/>
+          </w:tcPr>
+          <w:p>
+            <w:r>
+              <w:t>3.6.13</w:t>
+            </w:r>
+          </w:p>
+        </w:tc>
+        <w:tc>
+          <w:tcPr>
+            <w:tcW w:type="dxa" w:w="988"/>
+          </w:tcPr>
+          <w:p>
+            <w:r>
+              <w:t>mrcs</w:t>
+            </w:r>
+          </w:p>
+        </w:tc>
+        <w:tc>
+          <w:tcPr>
+            <w:tcW w:type="dxa" w:w="5927"/>
+          </w:tcPr>
+          <w:p>
+            <w:r>
+              <w:t>Read the failure mode to know whether the tissue or the construct was the limit.</w:t>
+            </w:r>
+          </w:p>
+        </w:tc>
+        <w:tc>
+          <w:tcPr>
+            <w:tcW w:type="dxa" w:w="1411"/>
+          </w:tcPr>
+          <w:p>
+            <w:r/>
+          </w:p>
+        </w:tc>
+        <w:tc>
+          <w:tcPr>
+            <w:tcW w:type="dxa" w:w="1835"/>
+          </w:tcPr>
+          <w:p>
+            <w:r/>
+          </w:p>
+        </w:tc>
+        <w:tc>
+          <w:tcPr>
+            <w:tcW w:type="dxa" w:w="2258"/>
+          </w:tcPr>
+          <w:p>
+            <w:r/>
+          </w:p>
+        </w:tc>
+      </w:tr>
+      <w:tr>
+        <w:tc>
+          <w:tcPr>
+            <w:tcW w:type="dxa" w:w="988"/>
+          </w:tcPr>
+          <w:p>
+            <w:r>
+              <w:t>3.6.13-P3</w:t>
+            </w:r>
+          </w:p>
+        </w:tc>
+        <w:tc>
+          <w:tcPr>
+            <w:tcW w:type="dxa" w:w="706"/>
+          </w:tcPr>
+          <w:p>
+            <w:r>
+              <w:t>3.6.13</w:t>
+            </w:r>
+          </w:p>
+        </w:tc>
+        <w:tc>
+          <w:tcPr>
+            <w:tcW w:type="dxa" w:w="988"/>
+          </w:tcPr>
+          <w:p>
+            <w:r>
+              <w:t>mrcs</w:t>
+            </w:r>
+          </w:p>
+        </w:tc>
+        <w:tc>
+          <w:tcPr>
+            <w:tcW w:type="dxa" w:w="5927"/>
+          </w:tcPr>
+          <w:p>
+            <w:r>
+              <w:t>Treat biological augmentation as addressing healing rather than fixation.</w:t>
+            </w:r>
+          </w:p>
+        </w:tc>
+        <w:tc>
+          <w:tcPr>
+            <w:tcW w:type="dxa" w:w="1411"/>
+          </w:tcPr>
+          <w:p>
+            <w:r/>
+          </w:p>
+        </w:tc>
+        <w:tc>
+          <w:tcPr>
+            <w:tcW w:type="dxa" w:w="1835"/>
+          </w:tcPr>
+          <w:p>
+            <w:r/>
+          </w:p>
+        </w:tc>
+        <w:tc>
+          <w:tcPr>
+            <w:tcW w:type="dxa" w:w="2258"/>
+          </w:tcPr>
+          <w:p>
+            <w:r/>
+          </w:p>
+        </w:tc>
+      </w:tr>
+      <w:tr>
+        <w:tc>
+          <w:tcPr>
+            <w:tcW w:type="dxa" w:w="988"/>
+          </w:tcPr>
+          <w:p>
+            <w:r>
+              <w:t>3.6.13-P4</w:t>
+            </w:r>
+          </w:p>
+        </w:tc>
+        <w:tc>
+          <w:tcPr>
+            <w:tcW w:type="dxa" w:w="706"/>
+          </w:tcPr>
+          <w:p>
+            <w:r>
+              <w:t>3.6.13</w:t>
+            </w:r>
+          </w:p>
+        </w:tc>
+        <w:tc>
+          <w:tcPr>
+            <w:tcW w:type="dxa" w:w="988"/>
+          </w:tcPr>
+          <w:p>
+            <w:r>
+              <w:t>frcs</w:t>
+            </w:r>
+          </w:p>
+        </w:tc>
+        <w:tc>
+          <w:tcPr>
+            <w:tcW w:type="dxa" w:w="5927"/>
+          </w:tcPr>
+          <w:p>
+            <w:r>
+              <w:t>Treat the construct as one of three requirements, alongside tissue capable of healing and a mechanical environment that lets it.</w:t>
+            </w:r>
+          </w:p>
+        </w:tc>
+        <w:tc>
+          <w:tcPr>
+            <w:tcW w:type="dxa" w:w="1411"/>
+          </w:tcPr>
+          <w:p>
+            <w:r/>
+          </w:p>
+        </w:tc>
+        <w:tc>
+          <w:tcPr>
+            <w:tcW w:type="dxa" w:w="1835"/>
+          </w:tcPr>
+          <w:p>
+            <w:r/>
+          </w:p>
+        </w:tc>
+        <w:tc>
+          <w:tcPr>
+            <w:tcW w:type="dxa" w:w="2258"/>
+          </w:tcPr>
+          <w:p>
+            <w:r/>
+          </w:p>
+        </w:tc>
+      </w:tr>
+      <w:tr>
+        <w:tc>
+          <w:tcPr>
+            <w:tcW w:type="dxa" w:w="988"/>
+          </w:tcPr>
+          <w:p>
+            <w:r>
+              <w:t>3.6.13-P5</w:t>
+            </w:r>
+          </w:p>
+        </w:tc>
+        <w:tc>
+          <w:tcPr>
+            <w:tcW w:type="dxa" w:w="706"/>
+          </w:tcPr>
+          <w:p>
+            <w:r>
+              <w:t>3.6.13</w:t>
+            </w:r>
+          </w:p>
+        </w:tc>
+        <w:tc>
+          <w:tcPr>
+            <w:tcW w:type="dxa" w:w="988"/>
+          </w:tcPr>
+          <w:p>
+            <w:r>
+              <w:t>frcs</w:t>
+            </w:r>
+          </w:p>
+        </w:tc>
+        <w:tc>
+          <w:tcPr>
+            <w:tcW w:type="dxa" w:w="5927"/>
+          </w:tcPr>
+          <w:p>
+            <w:r>
+              <w:t>Correct alignment where it would load the repair excessively.</w:t>
+            </w:r>
+          </w:p>
+        </w:tc>
+        <w:tc>
+          <w:tcPr>
+            <w:tcW w:type="dxa" w:w="1411"/>
+          </w:tcPr>
+          <w:p>
+            <w:r/>
+          </w:p>
+        </w:tc>
+        <w:tc>
+          <w:tcPr>
+            <w:tcW w:type="dxa" w:w="1835"/>
+          </w:tcPr>
+          <w:p>
+            <w:r/>
+          </w:p>
+        </w:tc>
+        <w:tc>
+          <w:tcPr>
+            <w:tcW w:type="dxa" w:w="2258"/>
+          </w:tcPr>
+          <w:p>
+            <w:r/>
+          </w:p>
+        </w:tc>
+      </w:tr>
+      <w:tr>
+        <w:tc>
+          <w:tcPr>
+            <w:tcW w:type="dxa" w:w="988"/>
+          </w:tcPr>
+          <w:p>
+            <w:r>
+              <w:t>3.6.13-P6</w:t>
+            </w:r>
+          </w:p>
+        </w:tc>
+        <w:tc>
+          <w:tcPr>
+            <w:tcW w:type="dxa" w:w="706"/>
+          </w:tcPr>
+          <w:p>
+            <w:r>
+              <w:t>3.6.13</w:t>
+            </w:r>
+          </w:p>
+        </w:tc>
+        <w:tc>
+          <w:tcPr>
+            <w:tcW w:type="dxa" w:w="988"/>
+          </w:tcPr>
+          <w:p>
+            <w:r>
+              <w:t>frcs</w:t>
+            </w:r>
+          </w:p>
+        </w:tc>
+        <w:tc>
+          <w:tcPr>
+            <w:tcW w:type="dxa" w:w="5927"/>
+          </w:tcPr>
+          <w:p>
+            <w:r>
+              <w:t>Read reported healing rates with pattern, location and concurrent procedure attached.</w:t>
+            </w:r>
+          </w:p>
+        </w:tc>
+        <w:tc>
+          <w:tcPr>
+            <w:tcW w:type="dxa" w:w="1411"/>
+          </w:tcPr>
+          <w:p>
+            <w:r/>
+          </w:p>
+        </w:tc>
+        <w:tc>
+          <w:tcPr>
+            <w:tcW w:type="dxa" w:w="1835"/>
+          </w:tcPr>
+          <w:p>
+            <w:r/>
+          </w:p>
+        </w:tc>
+        <w:tc>
+          <w:tcPr>
+            <w:tcW w:type="dxa" w:w="2258"/>
+          </w:tcPr>
+          <w:p>
+            <w:r/>
+          </w:p>
+        </w:tc>
+      </w:tr>
+      <w:tr>
+        <w:tc>
+          <w:tcPr>
+            <w:tcW w:type="dxa" w:w="988"/>
+          </w:tcPr>
+          <w:p>
+            <w:r>
+              <w:t>3.6.13-P7</w:t>
+            </w:r>
+          </w:p>
+        </w:tc>
+        <w:tc>
+          <w:tcPr>
+            <w:tcW w:type="dxa" w:w="706"/>
+          </w:tcPr>
+          <w:p>
+            <w:r>
+              <w:t>3.6.13</w:t>
+            </w:r>
+          </w:p>
+        </w:tc>
+        <w:tc>
+          <w:tcPr>
+            <w:tcW w:type="dxa" w:w="988"/>
+          </w:tcPr>
+          <w:p>
+            <w:r>
+              <w:t>fellowship</w:t>
+            </w:r>
+          </w:p>
+        </w:tc>
+        <w:tc>
+          <w:tcPr>
+            <w:tcW w:type="dxa" w:w="5927"/>
+          </w:tcPr>
+          <w:p>
+            <w:r>
+              <w:t>Identify which requirement is failing before deciding whether to repair at all.</w:t>
+            </w:r>
+          </w:p>
+        </w:tc>
+        <w:tc>
+          <w:tcPr>
+            <w:tcW w:type="dxa" w:w="1411"/>
+          </w:tcPr>
+          <w:p>
+            <w:r/>
+          </w:p>
+        </w:tc>
+        <w:tc>
+          <w:tcPr>
+            <w:tcW w:type="dxa" w:w="1835"/>
+          </w:tcPr>
+          <w:p>
+            <w:r/>
+          </w:p>
+        </w:tc>
+        <w:tc>
+          <w:tcPr>
+            <w:tcW w:type="dxa" w:w="2258"/>
+          </w:tcPr>
+          <w:p>
+            <w:r/>
+          </w:p>
+        </w:tc>
+      </w:tr>
+      <w:tr>
+        <w:tc>
+          <w:tcPr>
+            <w:tcW w:type="dxa" w:w="988"/>
+          </w:tcPr>
+          <w:p>
+            <w:r>
+              <w:t>3.6.13-P8</w:t>
+            </w:r>
+          </w:p>
+        </w:tc>
+        <w:tc>
+          <w:tcPr>
+            <w:tcW w:type="dxa" w:w="706"/>
+          </w:tcPr>
+          <w:p>
+            <w:r>
+              <w:t>3.6.13</w:t>
+            </w:r>
+          </w:p>
+        </w:tc>
+        <w:tc>
+          <w:tcPr>
+            <w:tcW w:type="dxa" w:w="988"/>
+          </w:tcPr>
+          <w:p>
+            <w:r>
+              <w:t>fellowship</w:t>
+            </w:r>
+          </w:p>
+        </w:tc>
+        <w:tc>
+          <w:tcPr>
+            <w:tcW w:type="dxa" w:w="5927"/>
+          </w:tcPr>
+          <w:p>
+            <w:r>
+              <w:t>Set the aim by cartilage state rather than by tear repairability alone.</w:t>
+            </w:r>
+          </w:p>
+        </w:tc>
+        <w:tc>
+          <w:tcPr>
+            <w:tcW w:type="dxa" w:w="1411"/>
+          </w:tcPr>
+          <w:p>
+            <w:r/>
+          </w:p>
+        </w:tc>
+        <w:tc>
+          <w:tcPr>
+            <w:tcW w:type="dxa" w:w="1835"/>
+          </w:tcPr>
+          <w:p>
+            <w:r/>
+          </w:p>
+        </w:tc>
+        <w:tc>
+          <w:tcPr>
+            <w:tcW w:type="dxa" w:w="2258"/>
+          </w:tcPr>
+          <w:p>
+            <w:r/>
+          </w:p>
+        </w:tc>
+      </w:tr>
+      <w:tr>
+        <w:tc>
+          <w:tcPr>
+            <w:tcW w:type="dxa" w:w="988"/>
+          </w:tcPr>
+          <w:p>
+            <w:r>
+              <w:t>3.6.14-P1</w:t>
+            </w:r>
+          </w:p>
+        </w:tc>
+        <w:tc>
+          <w:tcPr>
+            <w:tcW w:type="dxa" w:w="706"/>
+          </w:tcPr>
+          <w:p>
+            <w:r>
+              <w:t>3.6.14</w:t>
+            </w:r>
+          </w:p>
+        </w:tc>
+        <w:tc>
+          <w:tcPr>
+            <w:tcW w:type="dxa" w:w="988"/>
+          </w:tcPr>
+          <w:p>
+            <w:r>
+              <w:t>mrcs</w:t>
+            </w:r>
+          </w:p>
+        </w:tc>
+        <w:tc>
+          <w:tcPr>
+            <w:tcW w:type="dxa" w:w="5927"/>
+          </w:tcPr>
+          <w:p>
+            <w:r>
+              <w:t>Monitor extrusion postoperatively as the proxy for function.</w:t>
+            </w:r>
+          </w:p>
+        </w:tc>
+        <w:tc>
+          <w:tcPr>
+            <w:tcW w:type="dxa" w:w="1411"/>
+          </w:tcPr>
+          <w:p>
+            <w:r/>
+          </w:p>
+        </w:tc>
+        <w:tc>
+          <w:tcPr>
+            <w:tcW w:type="dxa" w:w="1835"/>
+          </w:tcPr>
+          <w:p>
+            <w:r/>
+          </w:p>
+        </w:tc>
+        <w:tc>
+          <w:tcPr>
+            <w:tcW w:type="dxa" w:w="2258"/>
+          </w:tcPr>
+          <w:p>
+            <w:r/>
+          </w:p>
+        </w:tc>
+      </w:tr>
+      <w:tr>
+        <w:tc>
+          <w:tcPr>
+            <w:tcW w:type="dxa" w:w="988"/>
+          </w:tcPr>
+          <w:p>
+            <w:r>
+              <w:t>3.6.14-P2</w:t>
+            </w:r>
+          </w:p>
+        </w:tc>
+        <w:tc>
+          <w:tcPr>
+            <w:tcW w:type="dxa" w:w="706"/>
+          </w:tcPr>
+          <w:p>
+            <w:r>
+              <w:t>3.6.14</w:t>
+            </w:r>
+          </w:p>
+        </w:tc>
+        <w:tc>
+          <w:tcPr>
+            <w:tcW w:type="dxa" w:w="988"/>
+          </w:tcPr>
+          <w:p>
+            <w:r>
+              <w:t>mrcs</w:t>
+            </w:r>
+          </w:p>
+        </w:tc>
+        <w:tc>
+          <w:tcPr>
+            <w:tcW w:type="dxa" w:w="5927"/>
+          </w:tcPr>
+          <w:p>
+            <w:r>
+              <w:t>Expect contact mechanics to improve towards normal rather than reach it.</w:t>
+            </w:r>
+          </w:p>
+        </w:tc>
+        <w:tc>
+          <w:tcPr>
+            <w:tcW w:type="dxa" w:w="1411"/>
+          </w:tcPr>
+          <w:p>
+            <w:r/>
+          </w:p>
+        </w:tc>
+        <w:tc>
+          <w:tcPr>
+            <w:tcW w:type="dxa" w:w="1835"/>
+          </w:tcPr>
+          <w:p>
+            <w:r/>
+          </w:p>
+        </w:tc>
+        <w:tc>
+          <w:tcPr>
+            <w:tcW w:type="dxa" w:w="2258"/>
+          </w:tcPr>
+          <w:p>
+            <w:r/>
+          </w:p>
+        </w:tc>
+      </w:tr>
+      <w:tr>
+        <w:tc>
+          <w:tcPr>
+            <w:tcW w:type="dxa" w:w="988"/>
+          </w:tcPr>
+          <w:p>
+            <w:r>
+              <w:t>3.6.14-P3</w:t>
+            </w:r>
+          </w:p>
+        </w:tc>
+        <w:tc>
+          <w:tcPr>
+            <w:tcW w:type="dxa" w:w="706"/>
+          </w:tcPr>
+          <w:p>
+            <w:r>
+              <w:t>3.6.14</w:t>
+            </w:r>
+          </w:p>
+        </w:tc>
+        <w:tc>
+          <w:tcPr>
+            <w:tcW w:type="dxa" w:w="988"/>
+          </w:tcPr>
+          <w:p>
+            <w:r>
+              <w:t>frcs</w:t>
+            </w:r>
+          </w:p>
+        </w:tc>
+        <w:tc>
+          <w:tcPr>
+            <w:tcW w:type="dxa" w:w="5927"/>
+          </w:tcPr>
+          <w:p>
+            <w:r>
+              <w:t>Treat transplantation as an area restoring operation with a partial tension restoring effect, and judge it on that rather than on being a meniscus replacement.</w:t>
+            </w:r>
+          </w:p>
+        </w:tc>
+        <w:tc>
+          <w:tcPr>
+            <w:tcW w:type="dxa" w:w="1411"/>
+          </w:tcPr>
+          <w:p>
+            <w:r/>
+          </w:p>
+        </w:tc>
+        <w:tc>
+          <w:tcPr>
+            <w:tcW w:type="dxa" w:w="1835"/>
+          </w:tcPr>
+          <w:p>
+            <w:r/>
+          </w:p>
+        </w:tc>
+        <w:tc>
+          <w:tcPr>
+            <w:tcW w:type="dxa" w:w="2258"/>
+          </w:tcPr>
+          <w:p>
+            <w:r/>
+          </w:p>
+        </w:tc>
+      </w:tr>
+      <w:tr>
+        <w:tc>
+          <w:tcPr>
+            <w:tcW w:type="dxa" w:w="988"/>
+          </w:tcPr>
+          <w:p>
+            <w:r>
               <w:t>3.6.14-P4</w:t>
+            </w:r>
+          </w:p>
+        </w:tc>
+        <w:tc>
+          <w:tcPr>
+            <w:tcW w:type="dxa" w:w="706"/>
+          </w:tcPr>
+          <w:p>
+            <w:r>
+              <w:t>3.6.14</w:t>
+            </w:r>
+          </w:p>
+        </w:tc>
+        <w:tc>
+          <w:tcPr>
+            <w:tcW w:type="dxa" w:w="988"/>
+          </w:tcPr>
+          <w:p>
+            <w:r>
+              <w:t>frcs</w:t>
+            </w:r>
+          </w:p>
+        </w:tc>
+        <w:tc>
+          <w:tcPr>
+            <w:tcW w:type="dxa" w:w="5927"/>
+          </w:tcPr>
+          <w:p>
+            <w:r>
+              <w:t>Correct alignment and instability before or with a transplant.</w:t>
+            </w:r>
+          </w:p>
+        </w:tc>
+        <w:tc>
+          <w:tcPr>
+            <w:tcW w:type="dxa" w:w="1411"/>
+          </w:tcPr>
+          <w:p>
+            <w:r/>
+          </w:p>
+        </w:tc>
+        <w:tc>
+          <w:tcPr>
+            <w:tcW w:type="dxa" w:w="1835"/>
+          </w:tcPr>
+          <w:p>
+            <w:r/>
+          </w:p>
+        </w:tc>
+        <w:tc>
+          <w:tcPr>
+            <w:tcW w:type="dxa" w:w="2258"/>
+          </w:tcPr>
+          <w:p>
+            <w:r/>
+          </w:p>
+        </w:tc>
+      </w:tr>
+      <w:tr>
+        <w:tc>
+          <w:tcPr>
+            <w:tcW w:type="dxa" w:w="988"/>
+          </w:tcPr>
+          <w:p>
+            <w:r>
+              <w:t>3.6.14-P5</w:t>
+            </w:r>
+          </w:p>
+        </w:tc>
+        <w:tc>
+          <w:tcPr>
+            <w:tcW w:type="dxa" w:w="706"/>
+          </w:tcPr>
+          <w:p>
+            <w:r>
+              <w:t>3.6.14</w:t>
+            </w:r>
+          </w:p>
+        </w:tc>
+        <w:tc>
+          <w:tcPr>
+            <w:tcW w:type="dxa" w:w="988"/>
+          </w:tcPr>
+          <w:p>
+            <w:r>
+              <w:t>frcs</w:t>
+            </w:r>
+          </w:p>
+        </w:tc>
+        <w:tc>
+          <w:tcPr>
+            <w:tcW w:type="dxa" w:w="5927"/>
+          </w:tcPr>
+          <w:p>
+            <w:r>
+              <w:t>Set the indication by compartment specific symptoms in a deficient compartment.</w:t>
+            </w:r>
+          </w:p>
+        </w:tc>
+        <w:tc>
+          <w:tcPr>
+            <w:tcW w:type="dxa" w:w="1411"/>
+          </w:tcPr>
+          <w:p>
+            <w:r/>
+          </w:p>
+        </w:tc>
+        <w:tc>
+          <w:tcPr>
+            <w:tcW w:type="dxa" w:w="1835"/>
+          </w:tcPr>
+          <w:p>
+            <w:r/>
+          </w:p>
+        </w:tc>
+        <w:tc>
+          <w:tcPr>
+            <w:tcW w:type="dxa" w:w="2258"/>
+          </w:tcPr>
+          <w:p>
+            <w:r/>
+          </w:p>
+        </w:tc>
+      </w:tr>
+      <w:tr>
+        <w:tc>
+          <w:tcPr>
+            <w:tcW w:type="dxa" w:w="988"/>
+          </w:tcPr>
+          <w:p>
+            <w:r>
+              <w:t>3.6.14-P6</w:t>
+            </w:r>
+          </w:p>
+        </w:tc>
+        <w:tc>
+          <w:tcPr>
+            <w:tcW w:type="dxa" w:w="706"/>
+          </w:tcPr>
+          <w:p>
+            <w:r>
+              <w:t>3.6.14</w:t>
+            </w:r>
+          </w:p>
+        </w:tc>
+        <w:tc>
+          <w:tcPr>
+            <w:tcW w:type="dxa" w:w="988"/>
+          </w:tcPr>
+          <w:p>
+            <w:r>
+              <w:t>fellowship</w:t>
+            </w:r>
+          </w:p>
+        </w:tc>
+        <w:tc>
+          <w:tcPr>
+            <w:tcW w:type="dxa" w:w="5927"/>
+          </w:tcPr>
+          <w:p>
+            <w:r>
+              <w:t>Address alignment and instability first or simultaneously rather than afterwards.</w:t>
+            </w:r>
+          </w:p>
+        </w:tc>
+        <w:tc>
+          <w:tcPr>
+            <w:tcW w:type="dxa" w:w="1411"/>
+          </w:tcPr>
+          <w:p>
+            <w:r/>
+          </w:p>
+        </w:tc>
+        <w:tc>
+          <w:tcPr>
+            <w:tcW w:type="dxa" w:w="1835"/>
+          </w:tcPr>
+          <w:p>
+            <w:r/>
+          </w:p>
+        </w:tc>
+        <w:tc>
+          <w:tcPr>
+            <w:tcW w:type="dxa" w:w="2258"/>
+          </w:tcPr>
+          <w:p>
+            <w:r/>
+          </w:p>
+        </w:tc>
+      </w:tr>
+      <w:tr>
+        <w:tc>
+          <w:tcPr>
+            <w:tcW w:type="dxa" w:w="988"/>
+          </w:tcPr>
+          <w:p>
+            <w:r>
+              <w:t>3.6.14-P7</w:t>
             </w:r>
           </w:p>
         </w:tc>

--- a/docs/review/packs/chapter-3.6.docx
+++ b/docs/review/packs/chapter-3.6.docx
@@ -285,7 +285,7 @@
           </w:tcPr>
           <w:p>
             <w:r>
-              <w:t>109</w:t>
+              <w:t>112</w:t>
             </w:r>
           </w:p>
         </w:tc>
@@ -8773,7 +8773,7 @@
           </w:tcPr>
           <w:p>
             <w:r>
-              <w:t>Correct alignment where the construct would otherwise carry an excessive tension.</w:t>
+              <w:t>Counsel on lower healing rates for this pattern, with the mechanical reason.</w:t>
             </w:r>
           </w:p>
         </w:tc>
@@ -8809,7 +8809,7 @@
           </w:tcPr>
           <w:p>
             <w:r>
-              <w:t>3.6.13-P1</w:t>
+              <w:t>3.6.12-P8</w:t>
             </w:r>
           </w:p>
         </w:tc>
@@ -8819,7 +8819,7 @@
           </w:tcPr>
           <w:p>
             <w:r>
-              <w:t>3.6.13</w:t>
+              <w:t>3.6.12</w:t>
             </w:r>
           </w:p>
         </w:tc>
@@ -8829,7 +8829,7 @@
           </w:tcPr>
           <w:p>
             <w:r>
-              <w:t>medical_student</w:t>
+              <w:t>frcs</w:t>
             </w:r>
           </w:p>
         </w:tc>
@@ -8839,7 +8839,7 @@
           </w:tcPr>
           <w:p>
             <w:r>
-              <w:t>Repair is preferred to resection because it preserves the load path, and the construct is what makes that possible.</w:t>
+              <w:t>Correct alignment where the construct would otherwise carry an excessive tension.</w:t>
             </w:r>
           </w:p>
         </w:tc>
@@ -8875,7 +8875,7 @@
           </w:tcPr>
           <w:p>
             <w:r>
-              <w:t>3.6.13-P2</w:t>
+              <w:t>3.6.13-P1</w:t>
             </w:r>
           </w:p>
         </w:tc>
@@ -8895,7 +8895,7 @@
           </w:tcPr>
           <w:p>
             <w:r>
-              <w:t>mrcs</w:t>
+              <w:t>medical_student</w:t>
             </w:r>
           </w:p>
         </w:tc>
@@ -8905,7 +8905,7 @@
           </w:tcPr>
           <w:p>
             <w:r>
-              <w:t>Read the failure mode to know whether the tissue or the construct was the limit.</w:t>
+              <w:t>Repair is preferred to resection because it preserves the load path, and the construct is what makes that possible.</w:t>
             </w:r>
           </w:p>
         </w:tc>
@@ -8941,7 +8941,7 @@
           </w:tcPr>
           <w:p>
             <w:r>
-              <w:t>3.6.13-P3</w:t>
+              <w:t>3.6.13-P2</w:t>
             </w:r>
           </w:p>
         </w:tc>
@@ -8971,7 +8971,7 @@
           </w:tcPr>
           <w:p>
             <w:r>
-              <w:t>Treat biological augmentation as addressing healing rather than fixation.</w:t>
+              <w:t>Read the failure mode to know whether the tissue or the construct was the limit.</w:t>
             </w:r>
           </w:p>
         </w:tc>
@@ -9007,7 +9007,7 @@
           </w:tcPr>
           <w:p>
             <w:r>
-              <w:t>3.6.13-P4</w:t>
+              <w:t>3.6.13-P3</w:t>
             </w:r>
           </w:p>
         </w:tc>
@@ -9027,7 +9027,7 @@
           </w:tcPr>
           <w:p>
             <w:r>
-              <w:t>frcs</w:t>
+              <w:t>mrcs</w:t>
             </w:r>
           </w:p>
         </w:tc>
@@ -9037,7 +9037,7 @@
           </w:tcPr>
           <w:p>
             <w:r>
-              <w:t>Treat the construct as one of three requirements, alongside tissue capable of healing and a mechanical environment that lets it.</w:t>
+              <w:t>Treat biological augmentation as addressing healing rather than fixation.</w:t>
             </w:r>
           </w:p>
         </w:tc>
@@ -9073,7 +9073,7 @@
           </w:tcPr>
           <w:p>
             <w:r>
-              <w:t>3.6.13-P5</w:t>
+              <w:t>3.6.13-P4</w:t>
             </w:r>
           </w:p>
         </w:tc>
@@ -9103,7 +9103,7 @@
           </w:tcPr>
           <w:p>
             <w:r>
-              <w:t>Correct alignment where it would load the repair excessively.</w:t>
+              <w:t>Treat the construct as one of three requirements, alongside tissue capable of healing and a mechanical environment that lets it.</w:t>
             </w:r>
           </w:p>
         </w:tc>
@@ -9139,7 +9139,7 @@
           </w:tcPr>
           <w:p>
             <w:r>
-              <w:t>3.6.13-P6</w:t>
+              <w:t>3.6.13-P5</w:t>
             </w:r>
           </w:p>
         </w:tc>
@@ -9169,7 +9169,7 @@
           </w:tcPr>
           <w:p>
             <w:r>
-              <w:t>Read reported healing rates with pattern, location and concurrent procedure attached.</w:t>
+              <w:t>Correct alignment where it would load the repair excessively.</w:t>
             </w:r>
           </w:p>
         </w:tc>
@@ -9205,7 +9205,7 @@
           </w:tcPr>
           <w:p>
             <w:r>
-              <w:t>3.6.13-P7</w:t>
+              <w:t>3.6.13-P6</w:t>
             </w:r>
           </w:p>
         </w:tc>
@@ -9225,7 +9225,7 @@
           </w:tcPr>
           <w:p>
             <w:r>
-              <w:t>fellowship</w:t>
+              <w:t>frcs</w:t>
             </w:r>
           </w:p>
         </w:tc>
@@ -9235,7 +9235,7 @@
           </w:tcPr>
           <w:p>
             <w:r>
-              <w:t>Identify which requirement is failing before deciding whether to repair at all.</w:t>
+              <w:t>Read reported healing rates with pattern, location and concurrent procedure attached.</w:t>
             </w:r>
           </w:p>
         </w:tc>
@@ -9271,7 +9271,7 @@
           </w:tcPr>
           <w:p>
             <w:r>
-              <w:t>3.6.13-P8</w:t>
+              <w:t>3.6.13-P7</w:t>
             </w:r>
           </w:p>
         </w:tc>
@@ -9301,7 +9301,7 @@
           </w:tcPr>
           <w:p>
             <w:r>
-              <w:t>Set the aim by cartilage state rather than by tear repairability alone.</w:t>
+              <w:t>Identify which requirement is failing before deciding whether to repair at all.</w:t>
             </w:r>
           </w:p>
         </w:tc>
@@ -9337,7 +9337,7 @@
           </w:tcPr>
           <w:p>
             <w:r>
-              <w:t>3.6.14-P1</w:t>
+              <w:t>3.6.13-P8</w:t>
             </w:r>
           </w:p>
         </w:tc>
@@ -9347,7 +9347,7 @@
           </w:tcPr>
           <w:p>
             <w:r>
-              <w:t>3.6.14</w:t>
+              <w:t>3.6.13</w:t>
             </w:r>
           </w:p>
         </w:tc>
@@ -9357,7 +9357,7 @@
           </w:tcPr>
           <w:p>
             <w:r>
-              <w:t>mrcs</w:t>
+              <w:t>fellowship</w:t>
             </w:r>
           </w:p>
         </w:tc>
@@ -9367,7 +9367,7 @@
           </w:tcPr>
           <w:p>
             <w:r>
-              <w:t>Monitor extrusion postoperatively as the proxy for function.</w:t>
+              <w:t>Set the aim by cartilage state rather than by tear repairability alone.</w:t>
             </w:r>
           </w:p>
         </w:tc>
@@ -9403,7 +9403,7 @@
           </w:tcPr>
           <w:p>
             <w:r>
-              <w:t>3.6.14-P2</w:t>
+              <w:t>3.6.13-P9</w:t>
             </w:r>
           </w:p>
         </w:tc>
@@ -9413,7 +9413,7 @@
           </w:tcPr>
           <w:p>
             <w:r>
-              <w:t>3.6.14</w:t>
+              <w:t>3.6.13</w:t>
             </w:r>
           </w:p>
         </w:tc>
@@ -9423,7 +9423,7 @@
           </w:tcPr>
           <w:p>
             <w:r>
-              <w:t>mrcs</w:t>
+              <w:t>fellowship</w:t>
             </w:r>
           </w:p>
         </w:tc>
@@ -9433,7 +9433,7 @@
           </w:tcPr>
           <w:p>
             <w:r>
-              <w:t>Expect contact mechanics to improve towards normal rather than reach it.</w:t>
+              <w:t>Share the uncertainty, since no measurement predicts the individual result.</w:t>
             </w:r>
           </w:p>
         </w:tc>
@@ -9469,7 +9469,7 @@
           </w:tcPr>
           <w:p>
             <w:r>
-              <w:t>3.6.14-P3</w:t>
+              <w:t>3.6.14-P1</w:t>
             </w:r>
           </w:p>
         </w:tc>
@@ -9489,7 +9489,7 @@
           </w:tcPr>
           <w:p>
             <w:r>
-              <w:t>frcs</w:t>
+              <w:t>mrcs</w:t>
             </w:r>
           </w:p>
         </w:tc>
@@ -9499,7 +9499,7 @@
           </w:tcPr>
           <w:p>
             <w:r>
-              <w:t>Treat transplantation as an area restoring operation with a partial tension restoring effect, and judge it on that rather than on being a meniscus replacement.</w:t>
+              <w:t>Monitor extrusion postoperatively as the proxy for function.</w:t>
             </w:r>
           </w:p>
         </w:tc>
@@ -9535,7 +9535,7 @@
           </w:tcPr>
           <w:p>
             <w:r>
-              <w:t>3.6.14-P4</w:t>
+              <w:t>3.6.14-P2</w:t>
             </w:r>
           </w:p>
         </w:tc>
@@ -9555,7 +9555,7 @@
           </w:tcPr>
           <w:p>
             <w:r>
-              <w:t>frcs</w:t>
+              <w:t>mrcs</w:t>
             </w:r>
           </w:p>
         </w:tc>
@@ -9565,7 +9565,7 @@
           </w:tcPr>
           <w:p>
             <w:r>
-              <w:t>Correct alignment and instability before or with a transplant.</w:t>
+              <w:t>Expect contact mechanics to improve towards normal rather than reach it.</w:t>
             </w:r>
           </w:p>
         </w:tc>
@@ -9601,7 +9601,7 @@
           </w:tcPr>
           <w:p>
             <w:r>
-              <w:t>3.6.14-P5</w:t>
+              <w:t>3.6.14-P3</w:t>
             </w:r>
           </w:p>
         </w:tc>
@@ -9631,7 +9631,7 @@
           </w:tcPr>
           <w:p>
             <w:r>
-              <w:t>Set the indication by compartment specific symptoms in a deficient compartment.</w:t>
+              <w:t>Treat transplantation as an area restoring operation with a partial tension restoring effect, and judge it on that rather than on being a meniscus replacement.</w:t>
             </w:r>
           </w:p>
         </w:tc>
@@ -9667,7 +9667,7 @@
           </w:tcPr>
           <w:p>
             <w:r>
-              <w:t>3.6.14-P6</w:t>
+              <w:t>3.6.14-P4</w:t>
             </w:r>
           </w:p>
         </w:tc>
@@ -9687,7 +9687,7 @@
           </w:tcPr>
           <w:p>
             <w:r>
-              <w:t>fellowship</w:t>
+              <w:t>frcs</w:t>
             </w:r>
           </w:p>
         </w:tc>
@@ -9697,7 +9697,7 @@
           </w:tcPr>
           <w:p>
             <w:r>
-              <w:t>Address alignment and instability first or simultaneously rather than afterwards.</w:t>
+              <w:t>Correct alignment and instability before or with a transplant.</w:t>
             </w:r>
           </w:p>
         </w:tc>
@@ -9733,7 +9733,205 @@
           </w:tcPr>
           <w:p>
             <w:r>
+              <w:t>3.6.14-P5</w:t>
+            </w:r>
+          </w:p>
+        </w:tc>
+        <w:tc>
+          <w:tcPr>
+            <w:tcW w:type="dxa" w:w="706"/>
+          </w:tcPr>
+          <w:p>
+            <w:r>
+              <w:t>3.6.14</w:t>
+            </w:r>
+          </w:p>
+        </w:tc>
+        <w:tc>
+          <w:tcPr>
+            <w:tcW w:type="dxa" w:w="988"/>
+          </w:tcPr>
+          <w:p>
+            <w:r>
+              <w:t>frcs</w:t>
+            </w:r>
+          </w:p>
+        </w:tc>
+        <w:tc>
+          <w:tcPr>
+            <w:tcW w:type="dxa" w:w="5927"/>
+          </w:tcPr>
+          <w:p>
+            <w:r>
+              <w:t>Set the indication by compartment specific symptoms in a deficient compartment.</w:t>
+            </w:r>
+          </w:p>
+        </w:tc>
+        <w:tc>
+          <w:tcPr>
+            <w:tcW w:type="dxa" w:w="1411"/>
+          </w:tcPr>
+          <w:p>
+            <w:r/>
+          </w:p>
+        </w:tc>
+        <w:tc>
+          <w:tcPr>
+            <w:tcW w:type="dxa" w:w="1835"/>
+          </w:tcPr>
+          <w:p>
+            <w:r/>
+          </w:p>
+        </w:tc>
+        <w:tc>
+          <w:tcPr>
+            <w:tcW w:type="dxa" w:w="2258"/>
+          </w:tcPr>
+          <w:p>
+            <w:r/>
+          </w:p>
+        </w:tc>
+      </w:tr>
+      <w:tr>
+        <w:tc>
+          <w:tcPr>
+            <w:tcW w:type="dxa" w:w="988"/>
+          </w:tcPr>
+          <w:p>
+            <w:r>
+              <w:t>3.6.14-P6</w:t>
+            </w:r>
+          </w:p>
+        </w:tc>
+        <w:tc>
+          <w:tcPr>
+            <w:tcW w:type="dxa" w:w="706"/>
+          </w:tcPr>
+          <w:p>
+            <w:r>
+              <w:t>3.6.14</w:t>
+            </w:r>
+          </w:p>
+        </w:tc>
+        <w:tc>
+          <w:tcPr>
+            <w:tcW w:type="dxa" w:w="988"/>
+          </w:tcPr>
+          <w:p>
+            <w:r>
+              <w:t>frcs</w:t>
+            </w:r>
+          </w:p>
+        </w:tc>
+        <w:tc>
+          <w:tcPr>
+            <w:tcW w:type="dxa" w:w="5927"/>
+          </w:tcPr>
+          <w:p>
+            <w:r>
+              <w:t>Counsel on symptom relief separately from cartilage protection.</w:t>
+            </w:r>
+          </w:p>
+        </w:tc>
+        <w:tc>
+          <w:tcPr>
+            <w:tcW w:type="dxa" w:w="1411"/>
+          </w:tcPr>
+          <w:p>
+            <w:r/>
+          </w:p>
+        </w:tc>
+        <w:tc>
+          <w:tcPr>
+            <w:tcW w:type="dxa" w:w="1835"/>
+          </w:tcPr>
+          <w:p>
+            <w:r/>
+          </w:p>
+        </w:tc>
+        <w:tc>
+          <w:tcPr>
+            <w:tcW w:type="dxa" w:w="2258"/>
+          </w:tcPr>
+          <w:p>
+            <w:r/>
+          </w:p>
+        </w:tc>
+      </w:tr>
+      <w:tr>
+        <w:tc>
+          <w:tcPr>
+            <w:tcW w:type="dxa" w:w="988"/>
+          </w:tcPr>
+          <w:p>
+            <w:r>
               <w:t>3.6.14-P7</w:t>
+            </w:r>
+          </w:p>
+        </w:tc>
+        <w:tc>
+          <w:tcPr>
+            <w:tcW w:type="dxa" w:w="706"/>
+          </w:tcPr>
+          <w:p>
+            <w:r>
+              <w:t>3.6.14</w:t>
+            </w:r>
+          </w:p>
+        </w:tc>
+        <w:tc>
+          <w:tcPr>
+            <w:tcW w:type="dxa" w:w="988"/>
+          </w:tcPr>
+          <w:p>
+            <w:r>
+              <w:t>fellowship</w:t>
+            </w:r>
+          </w:p>
+        </w:tc>
+        <w:tc>
+          <w:tcPr>
+            <w:tcW w:type="dxa" w:w="5927"/>
+          </w:tcPr>
+          <w:p>
+            <w:r>
+              <w:t>Address alignment and instability first or simultaneously rather than afterwards.</w:t>
+            </w:r>
+          </w:p>
+        </w:tc>
+        <w:tc>
+          <w:tcPr>
+            <w:tcW w:type="dxa" w:w="1411"/>
+          </w:tcPr>
+          <w:p>
+            <w:r/>
+          </w:p>
+        </w:tc>
+        <w:tc>
+          <w:tcPr>
+            <w:tcW w:type="dxa" w:w="1835"/>
+          </w:tcPr>
+          <w:p>
+            <w:r/>
+          </w:p>
+        </w:tc>
+        <w:tc>
+          <w:tcPr>
+            <w:tcW w:type="dxa" w:w="2258"/>
+          </w:tcPr>
+          <w:p>
+            <w:r/>
+          </w:p>
+        </w:tc>
+      </w:tr>
+      <w:tr>
+        <w:tc>
+          <w:tcPr>
+            <w:tcW w:type="dxa" w:w="988"/>
+          </w:tcPr>
+          <w:p>
+            <w:r>
+              <w:t>3.6.14-P8</w:t>
             </w:r>
           </w:p>
         </w:tc>
